--- a/policies/build/masters/HIC.4_v2_master.docx
+++ b/policies/build/masters/HIC.4_v2_master.docx
@@ -11,40 +11,25 @@
         <w:rPr>
           <w:b/>
           <w:bCs/>
+          <w:sz w:val="28"/>
+          <w:szCs w:val="28"/>
+        </w:rPr>
+        <w:t>Policy on Prevention of Healthcare Associated Infections in Patients and Staff</w:t>
+      </w:r>
+    </w:p>
+    <w:p>
+      <w:pPr>
+        <w:spacing w:after="60"/>
+        <w:jc w:val="center"/>
+      </w:pPr>
+      <w:r>
+        <w:rPr>
+          <w:b/>
+          <w:bCs/>
           <w:sz w:val="32"/>
           <w:szCs w:val="32"/>
         </w:rPr>
         <w:t xml:space="preserve">«Hospital Name»</w:t>
-      </w:r>
-    </w:p>
-    <w:p>
-      <w:pPr>
-        <w:spacing w:after="60"/>
-        <w:jc w:val="center"/>
-      </w:pPr>
-      <w:r>
-        <w:rPr>
-          <w:b/>
-          <w:bCs/>
-          <w:sz w:val="28"/>
-          <w:szCs w:val="28"/>
-        </w:rPr>
-        <w:t xml:space="preserve">Prevention of Healthcare Associated Infections in Patients and Staff</w:t>
-      </w:r>
-    </w:p>
-    <w:p>
-      <w:pPr>
-        <w:spacing w:after="240"/>
-        <w:jc w:val="center"/>
-      </w:pPr>
-      <w:r>
-        <w:rPr>
-          <w:i/>
-          <w:iCs/>
-          <w:sz w:val="20"/>
-          <w:szCs w:val="20"/>
-        </w:rPr>
-        <w:t xml:space="preserve">Preventing device-associated infections and occupational exposure.</w:t>
       </w:r>
     </w:p>
     <w:p>
@@ -3142,115 +3127,714 @@
         <w:t xml:space="preserve">The Nursing Superintendent holds signed acknowledgements with the induction record.</w:t>
       </w:r>
     </w:p>
+    <w:tbl>
+      <w:tblPr>
+        <w:tblW w:type="pct" w:w="100%"/>
+        <w:tblBorders>
+          <w:top w:val="single" w:color="auto" w:sz="4"/>
+          <w:left w:val="single" w:color="auto" w:sz="4"/>
+          <w:bottom w:val="single" w:color="auto" w:sz="4"/>
+          <w:right w:val="single" w:color="auto" w:sz="4"/>
+          <w:insideH w:val="single" w:color="auto" w:sz="4"/>
+          <w:insideV w:val="single" w:color="auto" w:sz="4"/>
+        </w:tblBorders>
+      </w:tblPr>
+      <w:tblGrid>
+        <w:gridCol w:w="100"/>
+        <w:gridCol w:w="100"/>
+        <w:gridCol w:w="100"/>
+        <w:gridCol w:w="100"/>
+      </w:tblGrid>
+      <w:tr>
+        <w:tc>
+          <w:tcPr>
+            <w:tcW w:type="pct" w:w="12%"/>
+            <w:tcBorders>
+              <w:top w:val="single" w:color="999999" w:sz="4"/>
+              <w:left w:val="single" w:color="999999" w:sz="4"/>
+              <w:bottom w:val="single" w:color="999999" w:sz="4"/>
+              <w:right w:val="single" w:color="999999" w:sz="4"/>
+            </w:tcBorders>
+            <w:shd w:fill="E8E8E8" w:val="clear"/>
+          </w:tcPr>
+          <w:p>
+            <w:r>
+              <w:rPr>
+                <w:b/>
+                <w:bCs/>
+                <w:sz w:val="18"/>
+                <w:szCs w:val="18"/>
+              </w:rPr>
+              <w:t xml:space="preserve">OE</w:t>
+            </w:r>
+          </w:p>
+        </w:tc>
+        <w:tc>
+          <w:tcPr>
+            <w:tcW w:type="pct" w:w="32%"/>
+            <w:tcBorders>
+              <w:top w:val="single" w:color="999999" w:sz="4"/>
+              <w:left w:val="single" w:color="999999" w:sz="4"/>
+              <w:bottom w:val="single" w:color="999999" w:sz="4"/>
+              <w:right w:val="single" w:color="999999" w:sz="4"/>
+            </w:tcBorders>
+            <w:shd w:fill="E8E8E8" w:val="clear"/>
+          </w:tcPr>
+          <w:p>
+            <w:r>
+              <w:rPr>
+                <w:b/>
+                <w:bCs/>
+                <w:sz w:val="18"/>
+                <w:szCs w:val="18"/>
+              </w:rPr>
+              <w:t xml:space="preserve">Requirement</w:t>
+            </w:r>
+          </w:p>
+        </w:tc>
+        <w:tc>
+          <w:tcPr>
+            <w:tcW w:type="pct" w:w="32%"/>
+            <w:tcBorders>
+              <w:top w:val="single" w:color="999999" w:sz="4"/>
+              <w:left w:val="single" w:color="999999" w:sz="4"/>
+              <w:bottom w:val="single" w:color="999999" w:sz="4"/>
+              <w:right w:val="single" w:color="999999" w:sz="4"/>
+            </w:tcBorders>
+            <w:shd w:fill="E8E8E8" w:val="clear"/>
+          </w:tcPr>
+          <w:p>
+            <w:r>
+              <w:rPr>
+                <w:b/>
+                <w:bCs/>
+                <w:sz w:val="18"/>
+                <w:szCs w:val="18"/>
+              </w:rPr>
+              <w:t xml:space="preserve">Where this policy addresses it</w:t>
+            </w:r>
+          </w:p>
+        </w:tc>
+        <w:tc>
+          <w:tcPr>
+            <w:tcW w:type="pct" w:w="24%"/>
+            <w:tcBorders>
+              <w:top w:val="single" w:color="999999" w:sz="4"/>
+              <w:left w:val="single" w:color="999999" w:sz="4"/>
+              <w:bottom w:val="single" w:color="999999" w:sz="4"/>
+              <w:right w:val="single" w:color="999999" w:sz="4"/>
+            </w:tcBorders>
+            <w:shd w:fill="E8E8E8" w:val="clear"/>
+          </w:tcPr>
+          <w:p>
+            <w:r>
+              <w:rPr>
+                <w:b/>
+                <w:bCs/>
+                <w:sz w:val="18"/>
+                <w:szCs w:val="18"/>
+              </w:rPr>
+              <w:t xml:space="preserve">Responsible</w:t>
+            </w:r>
+          </w:p>
+        </w:tc>
+      </w:tr>
+      <w:tr>
+        <w:tc>
+          <w:tcPr>
+            <w:tcW w:type="pct" w:w="12%"/>
+            <w:tcBorders>
+              <w:top w:val="single" w:color="999999" w:sz="4"/>
+              <w:left w:val="single" w:color="999999" w:sz="4"/>
+              <w:bottom w:val="single" w:color="999999" w:sz="4"/>
+              <w:right w:val="single" w:color="999999" w:sz="4"/>
+            </w:tcBorders>
+          </w:tcPr>
+          <w:p>
+            <w:r>
+              <w:rPr>
+                <w:b w:val="false"/>
+                <w:bCs w:val="false"/>
+                <w:sz w:val="18"/>
+                <w:szCs w:val="18"/>
+              </w:rPr>
+              <w:t xml:space="preserve">HIC.4.a</w:t>
+            </w:r>
+          </w:p>
+        </w:tc>
+        <w:tc>
+          <w:tcPr>
+            <w:tcW w:type="pct" w:w="32%"/>
+            <w:tcBorders>
+              <w:top w:val="single" w:color="999999" w:sz="4"/>
+              <w:left w:val="single" w:color="999999" w:sz="4"/>
+              <w:bottom w:val="single" w:color="999999" w:sz="4"/>
+              <w:right w:val="single" w:color="999999" w:sz="4"/>
+            </w:tcBorders>
+          </w:tcPr>
+          <w:p>
+            <w:r>
+              <w:rPr>
+                <w:b w:val="false"/>
+                <w:bCs w:val="false"/>
+                <w:sz w:val="18"/>
+                <w:szCs w:val="18"/>
+              </w:rPr>
+              <w:t xml:space="preserve">The organisation takes action to prevent catheter-associated urinary tract infections.</w:t>
+            </w:r>
+          </w:p>
+        </w:tc>
+        <w:tc>
+          <w:tcPr>
+            <w:tcW w:type="pct" w:w="32%"/>
+            <w:tcBorders>
+              <w:top w:val="single" w:color="999999" w:sz="4"/>
+              <w:left w:val="single" w:color="999999" w:sz="4"/>
+              <w:bottom w:val="single" w:color="999999" w:sz="4"/>
+              <w:right w:val="single" w:color="999999" w:sz="4"/>
+            </w:tcBorders>
+          </w:tcPr>
+          <w:p>
+            <w:r>
+              <w:rPr>
+                <w:b w:val="false"/>
+                <w:bCs w:val="false"/>
+                <w:sz w:val="18"/>
+                <w:szCs w:val="18"/>
+              </w:rPr>
+              <w:t xml:space="preserve">Section 3; 5.1 Prevention of CAUTI</w:t>
+            </w:r>
+          </w:p>
+        </w:tc>
+        <w:tc>
+          <w:tcPr>
+            <w:tcW w:type="pct" w:w="24%"/>
+            <w:tcBorders>
+              <w:top w:val="single" w:color="999999" w:sz="4"/>
+              <w:left w:val="single" w:color="999999" w:sz="4"/>
+              <w:bottom w:val="single" w:color="999999" w:sz="4"/>
+              <w:right w:val="single" w:color="999999" w:sz="4"/>
+            </w:tcBorders>
+          </w:tcPr>
+          <w:p>
+            <w:r>
+              <w:rPr>
+                <w:b w:val="false"/>
+                <w:bCs w:val="false"/>
+                <w:sz w:val="18"/>
+                <w:szCs w:val="18"/>
+              </w:rPr>
+              <w:t xml:space="preserve">Treating doctors and nurses (bundle compliance); Infection Control Nurse (monitor rates)</w:t>
+            </w:r>
+          </w:p>
+        </w:tc>
+      </w:tr>
+      <w:tr>
+        <w:tc>
+          <w:tcPr>
+            <w:tcW w:type="pct" w:w="12%"/>
+            <w:tcBorders>
+              <w:top w:val="single" w:color="999999" w:sz="4"/>
+              <w:left w:val="single" w:color="999999" w:sz="4"/>
+              <w:bottom w:val="single" w:color="999999" w:sz="4"/>
+              <w:right w:val="single" w:color="999999" w:sz="4"/>
+            </w:tcBorders>
+          </w:tcPr>
+          <w:p>
+            <w:r>
+              <w:rPr>
+                <w:b w:val="false"/>
+                <w:bCs w:val="false"/>
+                <w:sz w:val="18"/>
+                <w:szCs w:val="18"/>
+              </w:rPr>
+              <w:t xml:space="preserve">HIC.4.b</w:t>
+            </w:r>
+          </w:p>
+        </w:tc>
+        <w:tc>
+          <w:tcPr>
+            <w:tcW w:type="pct" w:w="32%"/>
+            <w:tcBorders>
+              <w:top w:val="single" w:color="999999" w:sz="4"/>
+              <w:left w:val="single" w:color="999999" w:sz="4"/>
+              <w:bottom w:val="single" w:color="999999" w:sz="4"/>
+              <w:right w:val="single" w:color="999999" w:sz="4"/>
+            </w:tcBorders>
+          </w:tcPr>
+          <w:p>
+            <w:r>
+              <w:rPr>
+                <w:b w:val="false"/>
+                <w:bCs w:val="false"/>
+                <w:sz w:val="18"/>
+                <w:szCs w:val="18"/>
+              </w:rPr>
+              <w:t xml:space="preserve">The organisation takes action to prevent infection-related ventilator associated complication/ventilator-associated pneumonia.</w:t>
+            </w:r>
+          </w:p>
+        </w:tc>
+        <w:tc>
+          <w:tcPr>
+            <w:tcW w:type="pct" w:w="32%"/>
+            <w:tcBorders>
+              <w:top w:val="single" w:color="999999" w:sz="4"/>
+              <w:left w:val="single" w:color="999999" w:sz="4"/>
+              <w:bottom w:val="single" w:color="999999" w:sz="4"/>
+              <w:right w:val="single" w:color="999999" w:sz="4"/>
+            </w:tcBorders>
+          </w:tcPr>
+          <w:p>
+            <w:r>
+              <w:rPr>
+                <w:b w:val="false"/>
+                <w:bCs w:val="false"/>
+                <w:sz w:val="18"/>
+                <w:szCs w:val="18"/>
+              </w:rPr>
+              <w:t xml:space="preserve">Section 3; 5.2 Prevention of ventilator-associated complication / VAP</w:t>
+            </w:r>
+          </w:p>
+        </w:tc>
+        <w:tc>
+          <w:tcPr>
+            <w:tcW w:type="pct" w:w="24%"/>
+            <w:tcBorders>
+              <w:top w:val="single" w:color="999999" w:sz="4"/>
+              <w:left w:val="single" w:color="999999" w:sz="4"/>
+              <w:bottom w:val="single" w:color="999999" w:sz="4"/>
+              <w:right w:val="single" w:color="999999" w:sz="4"/>
+            </w:tcBorders>
+          </w:tcPr>
+          <w:p>
+            <w:r>
+              <w:rPr>
+                <w:b w:val="false"/>
+                <w:bCs w:val="false"/>
+                <w:sz w:val="18"/>
+                <w:szCs w:val="18"/>
+              </w:rPr>
+              <w:t xml:space="preserve">ICU doctors and nurses (bundle compliance); Infection Control Nurse (monitor); or recorded absence</w:t>
+            </w:r>
+          </w:p>
+        </w:tc>
+      </w:tr>
+      <w:tr>
+        <w:tc>
+          <w:tcPr>
+            <w:tcW w:type="pct" w:w="12%"/>
+            <w:tcBorders>
+              <w:top w:val="single" w:color="999999" w:sz="4"/>
+              <w:left w:val="single" w:color="999999" w:sz="4"/>
+              <w:bottom w:val="single" w:color="999999" w:sz="4"/>
+              <w:right w:val="single" w:color="999999" w:sz="4"/>
+            </w:tcBorders>
+          </w:tcPr>
+          <w:p>
+            <w:r>
+              <w:rPr>
+                <w:b w:val="false"/>
+                <w:bCs w:val="false"/>
+                <w:sz w:val="18"/>
+                <w:szCs w:val="18"/>
+              </w:rPr>
+              <w:t xml:space="preserve">HIC.4.c</w:t>
+            </w:r>
+          </w:p>
+        </w:tc>
+        <w:tc>
+          <w:tcPr>
+            <w:tcW w:type="pct" w:w="32%"/>
+            <w:tcBorders>
+              <w:top w:val="single" w:color="999999" w:sz="4"/>
+              <w:left w:val="single" w:color="999999" w:sz="4"/>
+              <w:bottom w:val="single" w:color="999999" w:sz="4"/>
+              <w:right w:val="single" w:color="999999" w:sz="4"/>
+            </w:tcBorders>
+          </w:tcPr>
+          <w:p>
+            <w:r>
+              <w:rPr>
+                <w:b w:val="false"/>
+                <w:bCs w:val="false"/>
+                <w:sz w:val="18"/>
+                <w:szCs w:val="18"/>
+              </w:rPr>
+              <w:t xml:space="preserve">The organisation takes action to prevent catheter linked blood stream infections.</w:t>
+            </w:r>
+          </w:p>
+        </w:tc>
+        <w:tc>
+          <w:tcPr>
+            <w:tcW w:type="pct" w:w="32%"/>
+            <w:tcBorders>
+              <w:top w:val="single" w:color="999999" w:sz="4"/>
+              <w:left w:val="single" w:color="999999" w:sz="4"/>
+              <w:bottom w:val="single" w:color="999999" w:sz="4"/>
+              <w:right w:val="single" w:color="999999" w:sz="4"/>
+            </w:tcBorders>
+          </w:tcPr>
+          <w:p>
+            <w:r>
+              <w:rPr>
+                <w:b w:val="false"/>
+                <w:bCs w:val="false"/>
+                <w:sz w:val="18"/>
+                <w:szCs w:val="18"/>
+              </w:rPr>
+              <w:t xml:space="preserve">Section 3; 5.3 Prevention of CLABSI</w:t>
+            </w:r>
+          </w:p>
+        </w:tc>
+        <w:tc>
+          <w:tcPr>
+            <w:tcW w:type="pct" w:w="24%"/>
+            <w:tcBorders>
+              <w:top w:val="single" w:color="999999" w:sz="4"/>
+              <w:left w:val="single" w:color="999999" w:sz="4"/>
+              <w:bottom w:val="single" w:color="999999" w:sz="4"/>
+              <w:right w:val="single" w:color="999999" w:sz="4"/>
+            </w:tcBorders>
+          </w:tcPr>
+          <w:p>
+            <w:r>
+              <w:rPr>
+                <w:b w:val="false"/>
+                <w:bCs w:val="false"/>
+                <w:sz w:val="18"/>
+                <w:szCs w:val="18"/>
+              </w:rPr>
+              <w:t xml:space="preserve">Treating doctors (insertion bundle); nurses (maintenance bundle); Infection Control Nurse (monitor); or recorded absence</w:t>
+            </w:r>
+          </w:p>
+        </w:tc>
+      </w:tr>
+      <w:tr>
+        <w:tc>
+          <w:tcPr>
+            <w:tcW w:type="pct" w:w="12%"/>
+            <w:tcBorders>
+              <w:top w:val="single" w:color="999999" w:sz="4"/>
+              <w:left w:val="single" w:color="999999" w:sz="4"/>
+              <w:bottom w:val="single" w:color="999999" w:sz="4"/>
+              <w:right w:val="single" w:color="999999" w:sz="4"/>
+            </w:tcBorders>
+          </w:tcPr>
+          <w:p>
+            <w:r>
+              <w:rPr>
+                <w:b w:val="false"/>
+                <w:bCs w:val="false"/>
+                <w:sz w:val="18"/>
+                <w:szCs w:val="18"/>
+              </w:rPr>
+              <w:t xml:space="preserve">HIC.4.d</w:t>
+            </w:r>
+          </w:p>
+        </w:tc>
+        <w:tc>
+          <w:tcPr>
+            <w:tcW w:type="pct" w:w="32%"/>
+            <w:tcBorders>
+              <w:top w:val="single" w:color="999999" w:sz="4"/>
+              <w:left w:val="single" w:color="999999" w:sz="4"/>
+              <w:bottom w:val="single" w:color="999999" w:sz="4"/>
+              <w:right w:val="single" w:color="999999" w:sz="4"/>
+            </w:tcBorders>
+          </w:tcPr>
+          <w:p>
+            <w:r>
+              <w:rPr>
+                <w:b w:val="false"/>
+                <w:bCs w:val="false"/>
+                <w:sz w:val="18"/>
+                <w:szCs w:val="18"/>
+              </w:rPr>
+              <w:t xml:space="preserve">The organisation takes action to prevent surgical site infections.</w:t>
+            </w:r>
+          </w:p>
+        </w:tc>
+        <w:tc>
+          <w:tcPr>
+            <w:tcW w:type="pct" w:w="32%"/>
+            <w:tcBorders>
+              <w:top w:val="single" w:color="999999" w:sz="4"/>
+              <w:left w:val="single" w:color="999999" w:sz="4"/>
+              <w:bottom w:val="single" w:color="999999" w:sz="4"/>
+              <w:right w:val="single" w:color="999999" w:sz="4"/>
+            </w:tcBorders>
+          </w:tcPr>
+          <w:p>
+            <w:r>
+              <w:rPr>
+                <w:b w:val="false"/>
+                <w:bCs w:val="false"/>
+                <w:sz w:val="18"/>
+                <w:szCs w:val="18"/>
+              </w:rPr>
+              <w:t xml:space="preserve">Section 3; 5.4 Prevention of SSI</w:t>
+            </w:r>
+          </w:p>
+        </w:tc>
+        <w:tc>
+          <w:tcPr>
+            <w:tcW w:type="pct" w:w="24%"/>
+            <w:tcBorders>
+              <w:top w:val="single" w:color="999999" w:sz="4"/>
+              <w:left w:val="single" w:color="999999" w:sz="4"/>
+              <w:bottom w:val="single" w:color="999999" w:sz="4"/>
+              <w:right w:val="single" w:color="999999" w:sz="4"/>
+            </w:tcBorders>
+          </w:tcPr>
+          <w:p>
+            <w:r>
+              <w:rPr>
+                <w:b w:val="false"/>
+                <w:bCs w:val="false"/>
+                <w:sz w:val="18"/>
+                <w:szCs w:val="18"/>
+              </w:rPr>
+              <w:t xml:space="preserve">Surgeons (pre-/intra-operative bundle); nurses (post-operative wound care); Infection Control Nurse (surveillance)</w:t>
+            </w:r>
+          </w:p>
+        </w:tc>
+      </w:tr>
+      <w:tr>
+        <w:tc>
+          <w:tcPr>
+            <w:tcW w:type="pct" w:w="12%"/>
+            <w:tcBorders>
+              <w:top w:val="single" w:color="999999" w:sz="4"/>
+              <w:left w:val="single" w:color="999999" w:sz="4"/>
+              <w:bottom w:val="single" w:color="999999" w:sz="4"/>
+              <w:right w:val="single" w:color="999999" w:sz="4"/>
+            </w:tcBorders>
+          </w:tcPr>
+          <w:p>
+            <w:r>
+              <w:rPr>
+                <w:b w:val="false"/>
+                <w:bCs w:val="false"/>
+                <w:sz w:val="18"/>
+                <w:szCs w:val="18"/>
+              </w:rPr>
+              <w:t xml:space="preserve">HIC.4.e</w:t>
+            </w:r>
+          </w:p>
+        </w:tc>
+        <w:tc>
+          <w:tcPr>
+            <w:tcW w:type="pct" w:w="32%"/>
+            <w:tcBorders>
+              <w:top w:val="single" w:color="999999" w:sz="4"/>
+              <w:left w:val="single" w:color="999999" w:sz="4"/>
+              <w:bottom w:val="single" w:color="999999" w:sz="4"/>
+              <w:right w:val="single" w:color="999999" w:sz="4"/>
+            </w:tcBorders>
+          </w:tcPr>
+          <w:p>
+            <w:r>
+              <w:rPr>
+                <w:b w:val="false"/>
+                <w:bCs w:val="false"/>
+                <w:sz w:val="18"/>
+                <w:szCs w:val="18"/>
+              </w:rPr>
+              <w:t xml:space="preserve">The organisation implements occupational health and safety practices to reduce the risk of transmitting microorganisms among health care providers.</w:t>
+            </w:r>
+          </w:p>
+        </w:tc>
+        <w:tc>
+          <w:tcPr>
+            <w:tcW w:type="pct" w:w="32%"/>
+            <w:tcBorders>
+              <w:top w:val="single" w:color="999999" w:sz="4"/>
+              <w:left w:val="single" w:color="999999" w:sz="4"/>
+              <w:bottom w:val="single" w:color="999999" w:sz="4"/>
+              <w:right w:val="single" w:color="999999" w:sz="4"/>
+            </w:tcBorders>
+          </w:tcPr>
+          <w:p>
+            <w:r>
+              <w:rPr>
+                <w:b w:val="false"/>
+                <w:bCs w:val="false"/>
+                <w:sz w:val="18"/>
+                <w:szCs w:val="18"/>
+              </w:rPr>
+              <w:t xml:space="preserve">Section 3; 5.5 Occupational health and safety; Section 6 (stop-work)</w:t>
+            </w:r>
+          </w:p>
+        </w:tc>
+        <w:tc>
+          <w:tcPr>
+            <w:tcW w:type="pct" w:w="24%"/>
+            <w:tcBorders>
+              <w:top w:val="single" w:color="999999" w:sz="4"/>
+              <w:left w:val="single" w:color="999999" w:sz="4"/>
+              <w:bottom w:val="single" w:color="999999" w:sz="4"/>
+              <w:right w:val="single" w:color="999999" w:sz="4"/>
+            </w:tcBorders>
+          </w:tcPr>
+          <w:p>
+            <w:r>
+              <w:rPr>
+                <w:b w:val="false"/>
+                <w:bCs w:val="false"/>
+                <w:sz w:val="18"/>
+                <w:szCs w:val="18"/>
+              </w:rPr>
+              <w:t xml:space="preserve">Infection Control Officer (programme); all staff (comply); Medical Superintendent (resources)</w:t>
+            </w:r>
+          </w:p>
+        </w:tc>
+      </w:tr>
+      <w:tr>
+        <w:tc>
+          <w:tcPr>
+            <w:tcW w:type="pct" w:w="12%"/>
+            <w:tcBorders>
+              <w:top w:val="single" w:color="999999" w:sz="4"/>
+              <w:left w:val="single" w:color="999999" w:sz="4"/>
+              <w:bottom w:val="single" w:color="999999" w:sz="4"/>
+              <w:right w:val="single" w:color="999999" w:sz="4"/>
+            </w:tcBorders>
+          </w:tcPr>
+          <w:p>
+            <w:r>
+              <w:rPr>
+                <w:b w:val="false"/>
+                <w:bCs w:val="false"/>
+                <w:sz w:val="18"/>
+                <w:szCs w:val="18"/>
+              </w:rPr>
+              <w:t xml:space="preserve">HIC.4.f</w:t>
+            </w:r>
+          </w:p>
+        </w:tc>
+        <w:tc>
+          <w:tcPr>
+            <w:tcW w:type="pct" w:w="32%"/>
+            <w:tcBorders>
+              <w:top w:val="single" w:color="999999" w:sz="4"/>
+              <w:left w:val="single" w:color="999999" w:sz="4"/>
+              <w:bottom w:val="single" w:color="999999" w:sz="4"/>
+              <w:right w:val="single" w:color="999999" w:sz="4"/>
+            </w:tcBorders>
+          </w:tcPr>
+          <w:p>
+            <w:r>
+              <w:rPr>
+                <w:b w:val="false"/>
+                <w:bCs w:val="false"/>
+                <w:sz w:val="18"/>
+                <w:szCs w:val="18"/>
+              </w:rPr>
+              <w:t xml:space="preserve">Appropriate post-exposure prophylaxis is provided to all staff members concerned.</w:t>
+            </w:r>
+          </w:p>
+        </w:tc>
+        <w:tc>
+          <w:tcPr>
+            <w:tcW w:type="pct" w:w="32%"/>
+            <w:tcBorders>
+              <w:top w:val="single" w:color="999999" w:sz="4"/>
+              <w:left w:val="single" w:color="999999" w:sz="4"/>
+              <w:bottom w:val="single" w:color="999999" w:sz="4"/>
+              <w:right w:val="single" w:color="999999" w:sz="4"/>
+            </w:tcBorders>
+          </w:tcPr>
+          <w:p>
+            <w:r>
+              <w:rPr>
+                <w:b w:val="false"/>
+                <w:bCs w:val="false"/>
+                <w:sz w:val="18"/>
+                <w:szCs w:val="18"/>
+              </w:rPr>
+              <w:t xml:space="preserve">Section 3; 5.6 Post-exposure prophylaxis; Section 6 (stop-work); Section 4 items 5, 6</w:t>
+            </w:r>
+          </w:p>
+        </w:tc>
+        <w:tc>
+          <w:tcPr>
+            <w:tcW w:type="pct" w:w="24%"/>
+            <w:tcBorders>
+              <w:top w:val="single" w:color="999999" w:sz="4"/>
+              <w:left w:val="single" w:color="999999" w:sz="4"/>
+              <w:bottom w:val="single" w:color="999999" w:sz="4"/>
+              <w:right w:val="single" w:color="999999" w:sz="4"/>
+            </w:tcBorders>
+          </w:tcPr>
+          <w:p>
+            <w:r>
+              <w:rPr>
+                <w:b w:val="false"/>
+                <w:bCs w:val="false"/>
+                <w:sz w:val="18"/>
+                <w:szCs w:val="18"/>
+              </w:rPr>
+              <w:t xml:space="preserve">Infection Control Officer or duty medical officer (assess and initiate PEP); pharmacy (stock PEP medicines 24/7)</w:t>
+            </w:r>
+          </w:p>
+        </w:tc>
+      </w:tr>
+    </w:tbl>
     <w:p>
       <w:pPr>
         <w:pStyle w:val="Heading1"/>
         <w:spacing w:after="120" w:before="280"/>
       </w:pPr>
       <w:r>
-        <w:t xml:space="preserve">10. References</w:t>
-      </w:r>
-    </w:p>
-    <w:p>
-      <w:pPr>
-        <w:pStyle w:val="ListParagraph"/>
-        <w:numPr>
-          <w:ilvl w:val="0"/>
-          <w:numId w:val="1"/>
-        </w:numPr>
-        <w:spacing w:after="60"/>
-      </w:pPr>
-      <w:r>
-        <w:rPr>
-          <w:sz w:val="22"/>
-          <w:szCs w:val="22"/>
-        </w:rPr>
-        <w:t xml:space="preserve">National Accreditation Board for Hospitals and Healthcare Providers (NABH), Standards for Small Healthcare Organisations, 3rd Edition — HIC chapter, standard HIC.4.</w:t>
-      </w:r>
-    </w:p>
-    <w:p>
-      <w:pPr>
-        <w:pStyle w:val="ListParagraph"/>
-        <w:numPr>
-          <w:ilvl w:val="0"/>
-          <w:numId w:val="1"/>
-        </w:numPr>
-        <w:spacing w:after="60"/>
-      </w:pPr>
-      <w:r>
-        <w:rPr>
-          <w:sz w:val="22"/>
-          <w:szCs w:val="22"/>
-        </w:rPr>
-        <w:t xml:space="preserve">CDC/HICPAC Guidelines for Prevention of Catheter-Associated Urinary Tract Infections (2009, updated 2017).</w:t>
-      </w:r>
-    </w:p>
-    <w:p>
-      <w:pPr>
-        <w:pStyle w:val="ListParagraph"/>
-        <w:numPr>
-          <w:ilvl w:val="0"/>
-          <w:numId w:val="1"/>
-        </w:numPr>
-        <w:spacing w:after="60"/>
-      </w:pPr>
-      <w:r>
-        <w:rPr>
-          <w:sz w:val="22"/>
-          <w:szCs w:val="22"/>
-        </w:rPr>
-        <w:t xml:space="preserve">CDC Guidelines for Prevention of Intravascular Catheter-Related Infections (2011).</w:t>
-      </w:r>
-    </w:p>
-    <w:p>
-      <w:pPr>
-        <w:pStyle w:val="ListParagraph"/>
-        <w:numPr>
-          <w:ilvl w:val="0"/>
-          <w:numId w:val="1"/>
-        </w:numPr>
-        <w:spacing w:after="60"/>
-      </w:pPr>
-      <w:r>
-        <w:rPr>
-          <w:sz w:val="22"/>
-          <w:szCs w:val="22"/>
-        </w:rPr>
-        <w:t xml:space="preserve">WHO Global Guidelines for the Prevention of Surgical Site Infection (2018).</w:t>
-      </w:r>
-    </w:p>
-    <w:p>
-      <w:pPr>
-        <w:pStyle w:val="ListParagraph"/>
-        <w:numPr>
-          <w:ilvl w:val="0"/>
-          <w:numId w:val="1"/>
-        </w:numPr>
-        <w:spacing w:after="60"/>
-      </w:pPr>
-      <w:r>
-        <w:rPr>
-          <w:sz w:val="22"/>
-          <w:szCs w:val="22"/>
-        </w:rPr>
-        <w:t xml:space="preserve">NACO Guidelines on Post-Exposure Prophylaxis (updated 2018).</w:t>
-      </w:r>
-    </w:p>
-    <w:p>
-      <w:pPr>
-        <w:pStyle w:val="ListParagraph"/>
-        <w:numPr>
-          <w:ilvl w:val="0"/>
-          <w:numId w:val="1"/>
-        </w:numPr>
-        <w:spacing w:after="60"/>
-      </w:pPr>
-      <w:r>
-        <w:rPr>
-          <w:sz w:val="22"/>
-          <w:szCs w:val="22"/>
-        </w:rPr>
-        <w:t xml:space="preserve">Internal documents of «Hospital Name»: CAUTI bundle protocol, CLABSI bundle, SSI bundle, VAP bundle (where applicable), PEP protocol, sharps injury register.</w:t>
+        <w:t>10. Distribution</w:t>
+      </w:r>
+    </w:p>
+    <w:p>
+      <w:pPr>
+        <w:spacing w:after="140"/>
+      </w:pPr>
+      <w:r>
+        <w:rPr>
+          <w:sz w:val="22"/>
+          <w:szCs w:val="22"/>
+        </w:rPr>
+        <w:t xml:space="preserve">Official master copy: office of the Medical Superintendent, «Hospital Name», with the Infection Control Officer and the Quality Coordinator.</w:t>
+      </w:r>
+    </w:p>
+    <w:p>
+      <w:pPr>
+        <w:spacing w:after="140"/>
+      </w:pPr>
+      <w:r>
+        <w:rPr>
+          <w:sz w:val="22"/>
+          <w:szCs w:val="22"/>
+        </w:rPr>
+        <w:t xml:space="preserve">Copies issued to: all clinical areas (OPD, IPD, emergency, OT, ICU where available), CSSD, nursing administration, pharmacy (PEP stock).</w:t>
+      </w:r>
+    </w:p>
+    <w:p>
+      <w:pPr>
+        <w:spacing w:after="140"/>
+      </w:pPr>
+      <w:r>
+        <w:rPr>
+          <w:sz w:val="22"/>
+          <w:szCs w:val="22"/>
+        </w:rPr>
+        <w:t xml:space="preserve">The current version is available to all staff at the «infection control manual / staff intranet».</w:t>
+      </w:r>
+    </w:p>
+    <w:p>
+      <w:pPr>
+        <w:spacing w:after="140"/>
+      </w:pPr>
+      <w:r>
+        <w:rPr>
+          <w:sz w:val="22"/>
+          <w:szCs w:val="22"/>
+        </w:rPr>
+        <w:t xml:space="preserve">When a new version is issued, take old copies out of use.</w:t>
       </w:r>
     </w:p>
     <w:p>
@@ -3259,64 +3843,7 @@
         <w:spacing w:after="120" w:before="280"/>
       </w:pPr>
       <w:r>
-        <w:t xml:space="preserve">11. Distribution</w:t>
-      </w:r>
-    </w:p>
-    <w:p>
-      <w:pPr>
-        <w:spacing w:after="140"/>
-      </w:pPr>
-      <w:r>
-        <w:rPr>
-          <w:sz w:val="22"/>
-          <w:szCs w:val="22"/>
-        </w:rPr>
-        <w:t xml:space="preserve">Official master copy: office of the Medical Superintendent, «Hospital Name», with the Infection Control Officer and the Quality Coordinator.</w:t>
-      </w:r>
-    </w:p>
-    <w:p>
-      <w:pPr>
-        <w:spacing w:after="140"/>
-      </w:pPr>
-      <w:r>
-        <w:rPr>
-          <w:sz w:val="22"/>
-          <w:szCs w:val="22"/>
-        </w:rPr>
-        <w:t xml:space="preserve">Copies issued to: all clinical areas (OPD, IPD, emergency, OT, ICU where available), CSSD, nursing administration, pharmacy (PEP stock).</w:t>
-      </w:r>
-    </w:p>
-    <w:p>
-      <w:pPr>
-        <w:spacing w:after="140"/>
-      </w:pPr>
-      <w:r>
-        <w:rPr>
-          <w:sz w:val="22"/>
-          <w:szCs w:val="22"/>
-        </w:rPr>
-        <w:t xml:space="preserve">The current version is available to all staff at the «infection control manual / staff intranet».</w:t>
-      </w:r>
-    </w:p>
-    <w:p>
-      <w:pPr>
-        <w:spacing w:after="140"/>
-      </w:pPr>
-      <w:r>
-        <w:rPr>
-          <w:sz w:val="22"/>
-          <w:szCs w:val="22"/>
-        </w:rPr>
-        <w:t xml:space="preserve">When a new version is issued, take old copies out of use.</w:t>
-      </w:r>
-    </w:p>
-    <w:p>
-      <w:pPr>
-        <w:pStyle w:val="Heading1"/>
-        <w:spacing w:after="120" w:before="280"/>
-      </w:pPr>
-      <w:r>
-        <w:t xml:space="preserve">12. Abbreviations</w:t>
+        <w:t>11. Abbreviations</w:t>
       </w:r>
     </w:p>
     <w:p>
@@ -3355,7 +3882,7 @@
         <w:spacing w:after="120" w:before="280"/>
       </w:pPr>
       <w:r>
-        <w:t xml:space="preserve">13. Traceability to NABH SHCO 3rd Edition HIC.4</w:t>
+        <w:t>12. Traceability to NABH SHCO 3rd Edition HIC.4</w:t>
       </w:r>
     </w:p>
     <w:p>
@@ -3372,666 +3899,13 @@
         <w:t xml:space="preserve">This table is an index. It is not how the policy is organised.</w:t>
       </w:r>
     </w:p>
-    <w:tbl>
-      <w:tblPr>
-        <w:tblW w:type="pct" w:w="100%"/>
-        <w:tblBorders>
-          <w:top w:val="single" w:color="auto" w:sz="4"/>
-          <w:left w:val="single" w:color="auto" w:sz="4"/>
-          <w:bottom w:val="single" w:color="auto" w:sz="4"/>
-          <w:right w:val="single" w:color="auto" w:sz="4"/>
-          <w:insideH w:val="single" w:color="auto" w:sz="4"/>
-          <w:insideV w:val="single" w:color="auto" w:sz="4"/>
-        </w:tblBorders>
-      </w:tblPr>
-      <w:tblGrid>
-        <w:gridCol w:w="100"/>
-        <w:gridCol w:w="100"/>
-        <w:gridCol w:w="100"/>
-        <w:gridCol w:w="100"/>
-      </w:tblGrid>
-      <w:tr>
-        <w:tc>
-          <w:tcPr>
-            <w:tcW w:type="pct" w:w="12%"/>
-            <w:tcBorders>
-              <w:top w:val="single" w:color="999999" w:sz="4"/>
-              <w:left w:val="single" w:color="999999" w:sz="4"/>
-              <w:bottom w:val="single" w:color="999999" w:sz="4"/>
-              <w:right w:val="single" w:color="999999" w:sz="4"/>
-            </w:tcBorders>
-            <w:shd w:fill="E8E8E8" w:val="clear"/>
-          </w:tcPr>
-          <w:p>
-            <w:r>
-              <w:rPr>
-                <w:b/>
-                <w:bCs/>
-                <w:sz w:val="18"/>
-                <w:szCs w:val="18"/>
-              </w:rPr>
-              <w:t xml:space="preserve">OE</w:t>
-            </w:r>
-          </w:p>
-        </w:tc>
-        <w:tc>
-          <w:tcPr>
-            <w:tcW w:type="pct" w:w="32%"/>
-            <w:tcBorders>
-              <w:top w:val="single" w:color="999999" w:sz="4"/>
-              <w:left w:val="single" w:color="999999" w:sz="4"/>
-              <w:bottom w:val="single" w:color="999999" w:sz="4"/>
-              <w:right w:val="single" w:color="999999" w:sz="4"/>
-            </w:tcBorders>
-            <w:shd w:fill="E8E8E8" w:val="clear"/>
-          </w:tcPr>
-          <w:p>
-            <w:r>
-              <w:rPr>
-                <w:b/>
-                <w:bCs/>
-                <w:sz w:val="18"/>
-                <w:szCs w:val="18"/>
-              </w:rPr>
-              <w:t xml:space="preserve">Requirement</w:t>
-            </w:r>
-          </w:p>
-        </w:tc>
-        <w:tc>
-          <w:tcPr>
-            <w:tcW w:type="pct" w:w="32%"/>
-            <w:tcBorders>
-              <w:top w:val="single" w:color="999999" w:sz="4"/>
-              <w:left w:val="single" w:color="999999" w:sz="4"/>
-              <w:bottom w:val="single" w:color="999999" w:sz="4"/>
-              <w:right w:val="single" w:color="999999" w:sz="4"/>
-            </w:tcBorders>
-            <w:shd w:fill="E8E8E8" w:val="clear"/>
-          </w:tcPr>
-          <w:p>
-            <w:r>
-              <w:rPr>
-                <w:b/>
-                <w:bCs/>
-                <w:sz w:val="18"/>
-                <w:szCs w:val="18"/>
-              </w:rPr>
-              <w:t xml:space="preserve">Where this policy addresses it</w:t>
-            </w:r>
-          </w:p>
-        </w:tc>
-        <w:tc>
-          <w:tcPr>
-            <w:tcW w:type="pct" w:w="24%"/>
-            <w:tcBorders>
-              <w:top w:val="single" w:color="999999" w:sz="4"/>
-              <w:left w:val="single" w:color="999999" w:sz="4"/>
-              <w:bottom w:val="single" w:color="999999" w:sz="4"/>
-              <w:right w:val="single" w:color="999999" w:sz="4"/>
-            </w:tcBorders>
-            <w:shd w:fill="E8E8E8" w:val="clear"/>
-          </w:tcPr>
-          <w:p>
-            <w:r>
-              <w:rPr>
-                <w:b/>
-                <w:bCs/>
-                <w:sz w:val="18"/>
-                <w:szCs w:val="18"/>
-              </w:rPr>
-              <w:t xml:space="preserve">Responsible</w:t>
-            </w:r>
-          </w:p>
-        </w:tc>
-      </w:tr>
-      <w:tr>
-        <w:tc>
-          <w:tcPr>
-            <w:tcW w:type="pct" w:w="12%"/>
-            <w:tcBorders>
-              <w:top w:val="single" w:color="999999" w:sz="4"/>
-              <w:left w:val="single" w:color="999999" w:sz="4"/>
-              <w:bottom w:val="single" w:color="999999" w:sz="4"/>
-              <w:right w:val="single" w:color="999999" w:sz="4"/>
-            </w:tcBorders>
-          </w:tcPr>
-          <w:p>
-            <w:r>
-              <w:rPr>
-                <w:b w:val="false"/>
-                <w:bCs w:val="false"/>
-                <w:sz w:val="18"/>
-                <w:szCs w:val="18"/>
-              </w:rPr>
-              <w:t xml:space="preserve">HIC.4.a</w:t>
-            </w:r>
-          </w:p>
-        </w:tc>
-        <w:tc>
-          <w:tcPr>
-            <w:tcW w:type="pct" w:w="32%"/>
-            <w:tcBorders>
-              <w:top w:val="single" w:color="999999" w:sz="4"/>
-              <w:left w:val="single" w:color="999999" w:sz="4"/>
-              <w:bottom w:val="single" w:color="999999" w:sz="4"/>
-              <w:right w:val="single" w:color="999999" w:sz="4"/>
-            </w:tcBorders>
-          </w:tcPr>
-          <w:p>
-            <w:r>
-              <w:rPr>
-                <w:b w:val="false"/>
-                <w:bCs w:val="false"/>
-                <w:sz w:val="18"/>
-                <w:szCs w:val="18"/>
-              </w:rPr>
-              <w:t xml:space="preserve">The organisation takes action to prevent catheter-associated urinary tract infections.</w:t>
-            </w:r>
-          </w:p>
-        </w:tc>
-        <w:tc>
-          <w:tcPr>
-            <w:tcW w:type="pct" w:w="32%"/>
-            <w:tcBorders>
-              <w:top w:val="single" w:color="999999" w:sz="4"/>
-              <w:left w:val="single" w:color="999999" w:sz="4"/>
-              <w:bottom w:val="single" w:color="999999" w:sz="4"/>
-              <w:right w:val="single" w:color="999999" w:sz="4"/>
-            </w:tcBorders>
-          </w:tcPr>
-          <w:p>
-            <w:r>
-              <w:rPr>
-                <w:b w:val="false"/>
-                <w:bCs w:val="false"/>
-                <w:sz w:val="18"/>
-                <w:szCs w:val="18"/>
-              </w:rPr>
-              <w:t xml:space="preserve">Section 3; 5.1 Prevention of CAUTI</w:t>
-            </w:r>
-          </w:p>
-        </w:tc>
-        <w:tc>
-          <w:tcPr>
-            <w:tcW w:type="pct" w:w="24%"/>
-            <w:tcBorders>
-              <w:top w:val="single" w:color="999999" w:sz="4"/>
-              <w:left w:val="single" w:color="999999" w:sz="4"/>
-              <w:bottom w:val="single" w:color="999999" w:sz="4"/>
-              <w:right w:val="single" w:color="999999" w:sz="4"/>
-            </w:tcBorders>
-          </w:tcPr>
-          <w:p>
-            <w:r>
-              <w:rPr>
-                <w:b w:val="false"/>
-                <w:bCs w:val="false"/>
-                <w:sz w:val="18"/>
-                <w:szCs w:val="18"/>
-              </w:rPr>
-              <w:t xml:space="preserve">Treating doctors and nurses (bundle compliance); Infection Control Nurse (monitor rates)</w:t>
-            </w:r>
-          </w:p>
-        </w:tc>
-      </w:tr>
-      <w:tr>
-        <w:tc>
-          <w:tcPr>
-            <w:tcW w:type="pct" w:w="12%"/>
-            <w:tcBorders>
-              <w:top w:val="single" w:color="999999" w:sz="4"/>
-              <w:left w:val="single" w:color="999999" w:sz="4"/>
-              <w:bottom w:val="single" w:color="999999" w:sz="4"/>
-              <w:right w:val="single" w:color="999999" w:sz="4"/>
-            </w:tcBorders>
-          </w:tcPr>
-          <w:p>
-            <w:r>
-              <w:rPr>
-                <w:b w:val="false"/>
-                <w:bCs w:val="false"/>
-                <w:sz w:val="18"/>
-                <w:szCs w:val="18"/>
-              </w:rPr>
-              <w:t xml:space="preserve">HIC.4.b</w:t>
-            </w:r>
-          </w:p>
-        </w:tc>
-        <w:tc>
-          <w:tcPr>
-            <w:tcW w:type="pct" w:w="32%"/>
-            <w:tcBorders>
-              <w:top w:val="single" w:color="999999" w:sz="4"/>
-              <w:left w:val="single" w:color="999999" w:sz="4"/>
-              <w:bottom w:val="single" w:color="999999" w:sz="4"/>
-              <w:right w:val="single" w:color="999999" w:sz="4"/>
-            </w:tcBorders>
-          </w:tcPr>
-          <w:p>
-            <w:r>
-              <w:rPr>
-                <w:b w:val="false"/>
-                <w:bCs w:val="false"/>
-                <w:sz w:val="18"/>
-                <w:szCs w:val="18"/>
-              </w:rPr>
-              <w:t xml:space="preserve">The organisation takes action to prevent infection-related ventilator associated complication/ventilator-associated pneumonia.</w:t>
-            </w:r>
-          </w:p>
-        </w:tc>
-        <w:tc>
-          <w:tcPr>
-            <w:tcW w:type="pct" w:w="32%"/>
-            <w:tcBorders>
-              <w:top w:val="single" w:color="999999" w:sz="4"/>
-              <w:left w:val="single" w:color="999999" w:sz="4"/>
-              <w:bottom w:val="single" w:color="999999" w:sz="4"/>
-              <w:right w:val="single" w:color="999999" w:sz="4"/>
-            </w:tcBorders>
-          </w:tcPr>
-          <w:p>
-            <w:r>
-              <w:rPr>
-                <w:b w:val="false"/>
-                <w:bCs w:val="false"/>
-                <w:sz w:val="18"/>
-                <w:szCs w:val="18"/>
-              </w:rPr>
-              <w:t xml:space="preserve">Section 3; 5.2 Prevention of ventilator-associated complication / VAP</w:t>
-            </w:r>
-          </w:p>
-        </w:tc>
-        <w:tc>
-          <w:tcPr>
-            <w:tcW w:type="pct" w:w="24%"/>
-            <w:tcBorders>
-              <w:top w:val="single" w:color="999999" w:sz="4"/>
-              <w:left w:val="single" w:color="999999" w:sz="4"/>
-              <w:bottom w:val="single" w:color="999999" w:sz="4"/>
-              <w:right w:val="single" w:color="999999" w:sz="4"/>
-            </w:tcBorders>
-          </w:tcPr>
-          <w:p>
-            <w:r>
-              <w:rPr>
-                <w:b w:val="false"/>
-                <w:bCs w:val="false"/>
-                <w:sz w:val="18"/>
-                <w:szCs w:val="18"/>
-              </w:rPr>
-              <w:t xml:space="preserve">ICU doctors and nurses (bundle compliance); Infection Control Nurse (monitor); or recorded absence</w:t>
-            </w:r>
-          </w:p>
-        </w:tc>
-      </w:tr>
-      <w:tr>
-        <w:tc>
-          <w:tcPr>
-            <w:tcW w:type="pct" w:w="12%"/>
-            <w:tcBorders>
-              <w:top w:val="single" w:color="999999" w:sz="4"/>
-              <w:left w:val="single" w:color="999999" w:sz="4"/>
-              <w:bottom w:val="single" w:color="999999" w:sz="4"/>
-              <w:right w:val="single" w:color="999999" w:sz="4"/>
-            </w:tcBorders>
-          </w:tcPr>
-          <w:p>
-            <w:r>
-              <w:rPr>
-                <w:b w:val="false"/>
-                <w:bCs w:val="false"/>
-                <w:sz w:val="18"/>
-                <w:szCs w:val="18"/>
-              </w:rPr>
-              <w:t xml:space="preserve">HIC.4.c</w:t>
-            </w:r>
-          </w:p>
-        </w:tc>
-        <w:tc>
-          <w:tcPr>
-            <w:tcW w:type="pct" w:w="32%"/>
-            <w:tcBorders>
-              <w:top w:val="single" w:color="999999" w:sz="4"/>
-              <w:left w:val="single" w:color="999999" w:sz="4"/>
-              <w:bottom w:val="single" w:color="999999" w:sz="4"/>
-              <w:right w:val="single" w:color="999999" w:sz="4"/>
-            </w:tcBorders>
-          </w:tcPr>
-          <w:p>
-            <w:r>
-              <w:rPr>
-                <w:b w:val="false"/>
-                <w:bCs w:val="false"/>
-                <w:sz w:val="18"/>
-                <w:szCs w:val="18"/>
-              </w:rPr>
-              <w:t xml:space="preserve">The organisation takes action to prevent catheter linked blood stream infections.</w:t>
-            </w:r>
-          </w:p>
-        </w:tc>
-        <w:tc>
-          <w:tcPr>
-            <w:tcW w:type="pct" w:w="32%"/>
-            <w:tcBorders>
-              <w:top w:val="single" w:color="999999" w:sz="4"/>
-              <w:left w:val="single" w:color="999999" w:sz="4"/>
-              <w:bottom w:val="single" w:color="999999" w:sz="4"/>
-              <w:right w:val="single" w:color="999999" w:sz="4"/>
-            </w:tcBorders>
-          </w:tcPr>
-          <w:p>
-            <w:r>
-              <w:rPr>
-                <w:b w:val="false"/>
-                <w:bCs w:val="false"/>
-                <w:sz w:val="18"/>
-                <w:szCs w:val="18"/>
-              </w:rPr>
-              <w:t xml:space="preserve">Section 3; 5.3 Prevention of CLABSI</w:t>
-            </w:r>
-          </w:p>
-        </w:tc>
-        <w:tc>
-          <w:tcPr>
-            <w:tcW w:type="pct" w:w="24%"/>
-            <w:tcBorders>
-              <w:top w:val="single" w:color="999999" w:sz="4"/>
-              <w:left w:val="single" w:color="999999" w:sz="4"/>
-              <w:bottom w:val="single" w:color="999999" w:sz="4"/>
-              <w:right w:val="single" w:color="999999" w:sz="4"/>
-            </w:tcBorders>
-          </w:tcPr>
-          <w:p>
-            <w:r>
-              <w:rPr>
-                <w:b w:val="false"/>
-                <w:bCs w:val="false"/>
-                <w:sz w:val="18"/>
-                <w:szCs w:val="18"/>
-              </w:rPr>
-              <w:t xml:space="preserve">Treating doctors (insertion bundle); nurses (maintenance bundle); Infection Control Nurse (monitor); or recorded absence</w:t>
-            </w:r>
-          </w:p>
-        </w:tc>
-      </w:tr>
-      <w:tr>
-        <w:tc>
-          <w:tcPr>
-            <w:tcW w:type="pct" w:w="12%"/>
-            <w:tcBorders>
-              <w:top w:val="single" w:color="999999" w:sz="4"/>
-              <w:left w:val="single" w:color="999999" w:sz="4"/>
-              <w:bottom w:val="single" w:color="999999" w:sz="4"/>
-              <w:right w:val="single" w:color="999999" w:sz="4"/>
-            </w:tcBorders>
-          </w:tcPr>
-          <w:p>
-            <w:r>
-              <w:rPr>
-                <w:b w:val="false"/>
-                <w:bCs w:val="false"/>
-                <w:sz w:val="18"/>
-                <w:szCs w:val="18"/>
-              </w:rPr>
-              <w:t xml:space="preserve">HIC.4.d</w:t>
-            </w:r>
-          </w:p>
-        </w:tc>
-        <w:tc>
-          <w:tcPr>
-            <w:tcW w:type="pct" w:w="32%"/>
-            <w:tcBorders>
-              <w:top w:val="single" w:color="999999" w:sz="4"/>
-              <w:left w:val="single" w:color="999999" w:sz="4"/>
-              <w:bottom w:val="single" w:color="999999" w:sz="4"/>
-              <w:right w:val="single" w:color="999999" w:sz="4"/>
-            </w:tcBorders>
-          </w:tcPr>
-          <w:p>
-            <w:r>
-              <w:rPr>
-                <w:b w:val="false"/>
-                <w:bCs w:val="false"/>
-                <w:sz w:val="18"/>
-                <w:szCs w:val="18"/>
-              </w:rPr>
-              <w:t xml:space="preserve">The organisation takes action to prevent surgical site infections.</w:t>
-            </w:r>
-          </w:p>
-        </w:tc>
-        <w:tc>
-          <w:tcPr>
-            <w:tcW w:type="pct" w:w="32%"/>
-            <w:tcBorders>
-              <w:top w:val="single" w:color="999999" w:sz="4"/>
-              <w:left w:val="single" w:color="999999" w:sz="4"/>
-              <w:bottom w:val="single" w:color="999999" w:sz="4"/>
-              <w:right w:val="single" w:color="999999" w:sz="4"/>
-            </w:tcBorders>
-          </w:tcPr>
-          <w:p>
-            <w:r>
-              <w:rPr>
-                <w:b w:val="false"/>
-                <w:bCs w:val="false"/>
-                <w:sz w:val="18"/>
-                <w:szCs w:val="18"/>
-              </w:rPr>
-              <w:t xml:space="preserve">Section 3; 5.4 Prevention of SSI</w:t>
-            </w:r>
-          </w:p>
-        </w:tc>
-        <w:tc>
-          <w:tcPr>
-            <w:tcW w:type="pct" w:w="24%"/>
-            <w:tcBorders>
-              <w:top w:val="single" w:color="999999" w:sz="4"/>
-              <w:left w:val="single" w:color="999999" w:sz="4"/>
-              <w:bottom w:val="single" w:color="999999" w:sz="4"/>
-              <w:right w:val="single" w:color="999999" w:sz="4"/>
-            </w:tcBorders>
-          </w:tcPr>
-          <w:p>
-            <w:r>
-              <w:rPr>
-                <w:b w:val="false"/>
-                <w:bCs w:val="false"/>
-                <w:sz w:val="18"/>
-                <w:szCs w:val="18"/>
-              </w:rPr>
-              <w:t xml:space="preserve">Surgeons (pre-/intra-operative bundle); nurses (post-operative wound care); Infection Control Nurse (surveillance)</w:t>
-            </w:r>
-          </w:p>
-        </w:tc>
-      </w:tr>
-      <w:tr>
-        <w:tc>
-          <w:tcPr>
-            <w:tcW w:type="pct" w:w="12%"/>
-            <w:tcBorders>
-              <w:top w:val="single" w:color="999999" w:sz="4"/>
-              <w:left w:val="single" w:color="999999" w:sz="4"/>
-              <w:bottom w:val="single" w:color="999999" w:sz="4"/>
-              <w:right w:val="single" w:color="999999" w:sz="4"/>
-            </w:tcBorders>
-          </w:tcPr>
-          <w:p>
-            <w:r>
-              <w:rPr>
-                <w:b w:val="false"/>
-                <w:bCs w:val="false"/>
-                <w:sz w:val="18"/>
-                <w:szCs w:val="18"/>
-              </w:rPr>
-              <w:t xml:space="preserve">HIC.4.e</w:t>
-            </w:r>
-          </w:p>
-        </w:tc>
-        <w:tc>
-          <w:tcPr>
-            <w:tcW w:type="pct" w:w="32%"/>
-            <w:tcBorders>
-              <w:top w:val="single" w:color="999999" w:sz="4"/>
-              <w:left w:val="single" w:color="999999" w:sz="4"/>
-              <w:bottom w:val="single" w:color="999999" w:sz="4"/>
-              <w:right w:val="single" w:color="999999" w:sz="4"/>
-            </w:tcBorders>
-          </w:tcPr>
-          <w:p>
-            <w:r>
-              <w:rPr>
-                <w:b w:val="false"/>
-                <w:bCs w:val="false"/>
-                <w:sz w:val="18"/>
-                <w:szCs w:val="18"/>
-              </w:rPr>
-              <w:t xml:space="preserve">The organisation implements occupational health and safety practices to reduce the risk of transmitting microorganisms among health care providers.</w:t>
-            </w:r>
-          </w:p>
-        </w:tc>
-        <w:tc>
-          <w:tcPr>
-            <w:tcW w:type="pct" w:w="32%"/>
-            <w:tcBorders>
-              <w:top w:val="single" w:color="999999" w:sz="4"/>
-              <w:left w:val="single" w:color="999999" w:sz="4"/>
-              <w:bottom w:val="single" w:color="999999" w:sz="4"/>
-              <w:right w:val="single" w:color="999999" w:sz="4"/>
-            </w:tcBorders>
-          </w:tcPr>
-          <w:p>
-            <w:r>
-              <w:rPr>
-                <w:b w:val="false"/>
-                <w:bCs w:val="false"/>
-                <w:sz w:val="18"/>
-                <w:szCs w:val="18"/>
-              </w:rPr>
-              <w:t xml:space="preserve">Section 3; 5.5 Occupational health and safety; Section 6 (stop-work)</w:t>
-            </w:r>
-          </w:p>
-        </w:tc>
-        <w:tc>
-          <w:tcPr>
-            <w:tcW w:type="pct" w:w="24%"/>
-            <w:tcBorders>
-              <w:top w:val="single" w:color="999999" w:sz="4"/>
-              <w:left w:val="single" w:color="999999" w:sz="4"/>
-              <w:bottom w:val="single" w:color="999999" w:sz="4"/>
-              <w:right w:val="single" w:color="999999" w:sz="4"/>
-            </w:tcBorders>
-          </w:tcPr>
-          <w:p>
-            <w:r>
-              <w:rPr>
-                <w:b w:val="false"/>
-                <w:bCs w:val="false"/>
-                <w:sz w:val="18"/>
-                <w:szCs w:val="18"/>
-              </w:rPr>
-              <w:t xml:space="preserve">Infection Control Officer (programme); all staff (comply); Medical Superintendent (resources)</w:t>
-            </w:r>
-          </w:p>
-        </w:tc>
-      </w:tr>
-      <w:tr>
-        <w:tc>
-          <w:tcPr>
-            <w:tcW w:type="pct" w:w="12%"/>
-            <w:tcBorders>
-              <w:top w:val="single" w:color="999999" w:sz="4"/>
-              <w:left w:val="single" w:color="999999" w:sz="4"/>
-              <w:bottom w:val="single" w:color="999999" w:sz="4"/>
-              <w:right w:val="single" w:color="999999" w:sz="4"/>
-            </w:tcBorders>
-          </w:tcPr>
-          <w:p>
-            <w:r>
-              <w:rPr>
-                <w:b w:val="false"/>
-                <w:bCs w:val="false"/>
-                <w:sz w:val="18"/>
-                <w:szCs w:val="18"/>
-              </w:rPr>
-              <w:t xml:space="preserve">HIC.4.f</w:t>
-            </w:r>
-          </w:p>
-        </w:tc>
-        <w:tc>
-          <w:tcPr>
-            <w:tcW w:type="pct" w:w="32%"/>
-            <w:tcBorders>
-              <w:top w:val="single" w:color="999999" w:sz="4"/>
-              <w:left w:val="single" w:color="999999" w:sz="4"/>
-              <w:bottom w:val="single" w:color="999999" w:sz="4"/>
-              <w:right w:val="single" w:color="999999" w:sz="4"/>
-            </w:tcBorders>
-          </w:tcPr>
-          <w:p>
-            <w:r>
-              <w:rPr>
-                <w:b w:val="false"/>
-                <w:bCs w:val="false"/>
-                <w:sz w:val="18"/>
-                <w:szCs w:val="18"/>
-              </w:rPr>
-              <w:t xml:space="preserve">Appropriate post-exposure prophylaxis is provided to all staff members concerned.</w:t>
-            </w:r>
-          </w:p>
-        </w:tc>
-        <w:tc>
-          <w:tcPr>
-            <w:tcW w:type="pct" w:w="32%"/>
-            <w:tcBorders>
-              <w:top w:val="single" w:color="999999" w:sz="4"/>
-              <w:left w:val="single" w:color="999999" w:sz="4"/>
-              <w:bottom w:val="single" w:color="999999" w:sz="4"/>
-              <w:right w:val="single" w:color="999999" w:sz="4"/>
-            </w:tcBorders>
-          </w:tcPr>
-          <w:p>
-            <w:r>
-              <w:rPr>
-                <w:b w:val="false"/>
-                <w:bCs w:val="false"/>
-                <w:sz w:val="18"/>
-                <w:szCs w:val="18"/>
-              </w:rPr>
-              <w:t xml:space="preserve">Section 3; 5.6 Post-exposure prophylaxis; Section 6 (stop-work); Section 4 items 5, 6</w:t>
-            </w:r>
-          </w:p>
-        </w:tc>
-        <w:tc>
-          <w:tcPr>
-            <w:tcW w:type="pct" w:w="24%"/>
-            <w:tcBorders>
-              <w:top w:val="single" w:color="999999" w:sz="4"/>
-              <w:left w:val="single" w:color="999999" w:sz="4"/>
-              <w:bottom w:val="single" w:color="999999" w:sz="4"/>
-              <w:right w:val="single" w:color="999999" w:sz="4"/>
-            </w:tcBorders>
-          </w:tcPr>
-          <w:p>
-            <w:r>
-              <w:rPr>
-                <w:b w:val="false"/>
-                <w:bCs w:val="false"/>
-                <w:sz w:val="18"/>
-                <w:szCs w:val="18"/>
-              </w:rPr>
-              <w:t xml:space="preserve">Infection Control Officer or duty medical officer (assess and initiate PEP); pharmacy (stock PEP medicines 24/7)</w:t>
-            </w:r>
-          </w:p>
-        </w:tc>
-      </w:tr>
-    </w:tbl>
     <w:p>
       <w:pPr>
         <w:pStyle w:val="Heading1"/>
         <w:spacing w:after="120" w:before="280"/>
       </w:pPr>
       <w:r>
-        <w:t xml:space="preserve">14. Required Records / Evidence Checklist</w:t>
+        <w:t>13. Required Records / Evidence Checklist</w:t>
       </w:r>
     </w:p>
     <w:p>
@@ -4525,6 +4399,117 @@
           <w:szCs w:val="22"/>
         </w:rPr>
         <w:t xml:space="preserve">Confidential occupational health file for each exposed staff member.</w:t>
+      </w:r>
+    </w:p>
+    <w:p>
+      <w:pPr>
+        <w:pStyle w:val="Heading1"/>
+        <w:spacing w:after="120" w:before="280"/>
+      </w:pPr>
+      <w:r>
+        <w:t>14. References</w:t>
+      </w:r>
+    </w:p>
+    <w:p>
+      <w:pPr>
+        <w:pStyle w:val="ListParagraph"/>
+        <w:numPr>
+          <w:ilvl w:val="0"/>
+          <w:numId w:val="1"/>
+        </w:numPr>
+        <w:spacing w:after="60"/>
+      </w:pPr>
+      <w:r>
+        <w:rPr>
+          <w:sz w:val="22"/>
+          <w:szCs w:val="22"/>
+        </w:rPr>
+        <w:t xml:space="preserve">National Accreditation Board for Hospitals and Healthcare Providers (NABH), Standards for Small Healthcare Organisations, 3rd Edition — HIC chapter, standard HIC.4.</w:t>
+      </w:r>
+    </w:p>
+    <w:p>
+      <w:pPr>
+        <w:pStyle w:val="ListParagraph"/>
+        <w:numPr>
+          <w:ilvl w:val="0"/>
+          <w:numId w:val="1"/>
+        </w:numPr>
+        <w:spacing w:after="60"/>
+      </w:pPr>
+      <w:r>
+        <w:rPr>
+          <w:sz w:val="22"/>
+          <w:szCs w:val="22"/>
+        </w:rPr>
+        <w:t xml:space="preserve">CDC/HICPAC Guidelines for Prevention of Catheter-Associated Urinary Tract Infections (2009, updated 2017).</w:t>
+      </w:r>
+    </w:p>
+    <w:p>
+      <w:pPr>
+        <w:pStyle w:val="ListParagraph"/>
+        <w:numPr>
+          <w:ilvl w:val="0"/>
+          <w:numId w:val="1"/>
+        </w:numPr>
+        <w:spacing w:after="60"/>
+      </w:pPr>
+      <w:r>
+        <w:rPr>
+          <w:sz w:val="22"/>
+          <w:szCs w:val="22"/>
+        </w:rPr>
+        <w:t xml:space="preserve">CDC Guidelines for Prevention of Intravascular Catheter-Related Infections (2011).</w:t>
+      </w:r>
+    </w:p>
+    <w:p>
+      <w:pPr>
+        <w:pStyle w:val="ListParagraph"/>
+        <w:numPr>
+          <w:ilvl w:val="0"/>
+          <w:numId w:val="1"/>
+        </w:numPr>
+        <w:spacing w:after="60"/>
+      </w:pPr>
+      <w:r>
+        <w:rPr>
+          <w:sz w:val="22"/>
+          <w:szCs w:val="22"/>
+        </w:rPr>
+        <w:t xml:space="preserve">WHO Global Guidelines for the Prevention of Surgical Site Infection (2018).</w:t>
+      </w:r>
+    </w:p>
+    <w:p>
+      <w:pPr>
+        <w:pStyle w:val="ListParagraph"/>
+        <w:numPr>
+          <w:ilvl w:val="0"/>
+          <w:numId w:val="1"/>
+        </w:numPr>
+        <w:spacing w:after="60"/>
+      </w:pPr>
+      <w:r>
+        <w:rPr>
+          <w:sz w:val="22"/>
+          <w:szCs w:val="22"/>
+        </w:rPr>
+        <w:t xml:space="preserve">NACO Guidelines on Post-Exposure Prophylaxis (updated 2018).</w:t>
+      </w:r>
+    </w:p>
+    <w:p>
+      <w:pPr>
+        <w:pStyle w:val="ListParagraph"/>
+        <w:numPr>
+          <w:ilvl w:val="0"/>
+          <w:numId w:val="1"/>
+        </w:numPr>
+        <w:spacing w:after="60"/>
+      </w:pPr>
+      <w:r>
+        <w:rPr>
+          <w:sz w:val="22"/>
+          <w:szCs w:val="22"/>
+        </w:rPr>
+        <w:t xml:space="preserve">Internal documents of «Hospital Name»: CAUTI bundle protocol, CLABSI bundle, SSI bundle, VAP bundle (where applicable), PEP protocol, sharps injury register.</w:t>
       </w:r>
     </w:p>
     <w:p>
@@ -4649,7 +4634,7 @@
         <w:sz w:val="16"/>
         <w:szCs w:val="16"/>
       </w:rPr>
-      <w:t xml:space="preserve">«Hospital Name»  |  HIC/POL/04  |  Controlled document  |  Prevention of Healthcare Associated Infections in Patients and Staff</w:t>
+      <w:t>«Hospital Name»  |  HIC/POL/04  |  Controlled document  |  Policy on Prevention of Healthcare Associated Infections in Patients and Staff</w:t>
     </w:r>
   </w:p>
 </w:ftr>

--- a/policies/build/masters/HIC.4_v2_master.docx
+++ b/policies/build/masters/HIC.4_v2_master.docx
@@ -3144,6 +3144,7 @@
         <w:gridCol w:w="100"/>
         <w:gridCol w:w="100"/>
         <w:gridCol w:w="100"/>
+        <w:gridCol w:w="100"/>
       </w:tblGrid>
       <w:tr>
         <w:tc>
@@ -3171,6 +3172,26 @@
         </w:tc>
         <w:tc>
           <w:tcPr>
+            <w:tcW w:type="pct" w:w="12%"/>
+            <w:tcBorders>
+              <w:top w:val="single" w:color="999999" w:sz="4"/>
+              <w:left w:val="single" w:color="999999" w:sz="4"/>
+              <w:bottom w:val="single" w:color="999999" w:sz="4"/>
+              <w:right w:val="single" w:color="999999" w:sz="4"/>
+            </w:tcBorders>
+            <w:shd w:fill="E8E8E8" w:val="clear"/>
+          </w:tcPr>
+          <w:p>
+            <w:r>
+              <w:rPr>
+                <w:b/>
+              </w:rPr>
+              <w:t>Level</w:t>
+            </w:r>
+          </w:p>
+        </w:tc>
+        <w:tc>
+          <w:tcPr>
             <w:tcW w:type="pct" w:w="32%"/>
             <w:tcBorders>
               <w:top w:val="single" w:color="999999" w:sz="4"/>
@@ -3264,6 +3285,22 @@
         </w:tc>
         <w:tc>
           <w:tcPr>
+            <w:tcW w:type="pct" w:w="12%"/>
+            <w:tcBorders>
+              <w:top w:val="single" w:color="999999" w:sz="4"/>
+              <w:left w:val="single" w:color="999999" w:sz="4"/>
+              <w:bottom w:val="single" w:color="999999" w:sz="4"/>
+              <w:right w:val="single" w:color="999999" w:sz="4"/>
+            </w:tcBorders>
+          </w:tcPr>
+          <w:p>
+            <w:r>
+              <w:t>Commitment</w:t>
+            </w:r>
+          </w:p>
+        </w:tc>
+        <w:tc>
+          <w:tcPr>
             <w:tcW w:type="pct" w:w="32%"/>
             <w:tcBorders>
               <w:top w:val="single" w:color="999999" w:sz="4"/>
@@ -3354,6 +3391,22 @@
         </w:tc>
         <w:tc>
           <w:tcPr>
+            <w:tcW w:type="pct" w:w="12%"/>
+            <w:tcBorders>
+              <w:top w:val="single" w:color="999999" w:sz="4"/>
+              <w:left w:val="single" w:color="999999" w:sz="4"/>
+              <w:bottom w:val="single" w:color="999999" w:sz="4"/>
+              <w:right w:val="single" w:color="999999" w:sz="4"/>
+            </w:tcBorders>
+          </w:tcPr>
+          <w:p>
+            <w:r>
+              <w:t>Commitment</w:t>
+            </w:r>
+          </w:p>
+        </w:tc>
+        <w:tc>
+          <w:tcPr>
             <w:tcW w:type="pct" w:w="32%"/>
             <w:tcBorders>
               <w:top w:val="single" w:color="999999" w:sz="4"/>
@@ -3444,6 +3497,22 @@
         </w:tc>
         <w:tc>
           <w:tcPr>
+            <w:tcW w:type="pct" w:w="12%"/>
+            <w:tcBorders>
+              <w:top w:val="single" w:color="999999" w:sz="4"/>
+              <w:left w:val="single" w:color="999999" w:sz="4"/>
+              <w:bottom w:val="single" w:color="999999" w:sz="4"/>
+              <w:right w:val="single" w:color="999999" w:sz="4"/>
+            </w:tcBorders>
+          </w:tcPr>
+          <w:p>
+            <w:r>
+              <w:t>Commitment</w:t>
+            </w:r>
+          </w:p>
+        </w:tc>
+        <w:tc>
+          <w:tcPr>
             <w:tcW w:type="pct" w:w="32%"/>
             <w:tcBorders>
               <w:top w:val="single" w:color="999999" w:sz="4"/>
@@ -3534,6 +3603,22 @@
         </w:tc>
         <w:tc>
           <w:tcPr>
+            <w:tcW w:type="pct" w:w="12%"/>
+            <w:tcBorders>
+              <w:top w:val="single" w:color="999999" w:sz="4"/>
+              <w:left w:val="single" w:color="999999" w:sz="4"/>
+              <w:bottom w:val="single" w:color="999999" w:sz="4"/>
+              <w:right w:val="single" w:color="999999" w:sz="4"/>
+            </w:tcBorders>
+          </w:tcPr>
+          <w:p>
+            <w:r>
+              <w:t>Commitment</w:t>
+            </w:r>
+          </w:p>
+        </w:tc>
+        <w:tc>
+          <w:tcPr>
             <w:tcW w:type="pct" w:w="32%"/>
             <w:tcBorders>
               <w:top w:val="single" w:color="999999" w:sz="4"/>
@@ -3624,6 +3709,22 @@
         </w:tc>
         <w:tc>
           <w:tcPr>
+            <w:tcW w:type="pct" w:w="12%"/>
+            <w:tcBorders>
+              <w:top w:val="single" w:color="999999" w:sz="4"/>
+              <w:left w:val="single" w:color="999999" w:sz="4"/>
+              <w:bottom w:val="single" w:color="999999" w:sz="4"/>
+              <w:right w:val="single" w:color="999999" w:sz="4"/>
+            </w:tcBorders>
+          </w:tcPr>
+          <w:p>
+            <w:r>
+              <w:t>Commitment</w:t>
+            </w:r>
+          </w:p>
+        </w:tc>
+        <w:tc>
+          <w:tcPr>
             <w:tcW w:type="pct" w:w="32%"/>
             <w:tcBorders>
               <w:top w:val="single" w:color="999999" w:sz="4"/>
@@ -3714,6 +3815,22 @@
         </w:tc>
         <w:tc>
           <w:tcPr>
+            <w:tcW w:type="pct" w:w="12%"/>
+            <w:tcBorders>
+              <w:top w:val="single" w:color="999999" w:sz="4"/>
+              <w:left w:val="single" w:color="999999" w:sz="4"/>
+              <w:bottom w:val="single" w:color="999999" w:sz="4"/>
+              <w:right w:val="single" w:color="999999" w:sz="4"/>
+            </w:tcBorders>
+          </w:tcPr>
+          <w:p>
+            <w:r>
+              <w:t>Commitment*</w:t>
+            </w:r>
+          </w:p>
+        </w:tc>
+        <w:tc>
+          <w:tcPr>
             <w:tcW w:type="pct" w:w="32%"/>
             <w:tcBorders>
               <w:top w:val="single" w:color="999999" w:sz="4"/>
@@ -3846,36 +3963,863 @@
         <w:t>11. Abbreviations</w:t>
       </w:r>
     </w:p>
-    <w:p>
-      <w:pPr>
-        <w:spacing w:after="140"/>
-      </w:pPr>
-      <w:r>
-        <w:rPr>
-          <w:sz w:val="22"/>
-          <w:szCs w:val="22"/>
-        </w:rPr>
-        <w:t xml:space="preserve">CAUTI — catheter-associated urinary tract infection
-CAPA — corrective and preventive action
-CLABSI — central-line-associated blood stream infection
-HAI — healthcare-associated infection
-HBV — hepatitis B virus
-HCV — hepatitis C virus
-HIC — Hospital Infection Prevention and Control (NABH SHCO chapter)
-HIV — human immunodeficiency virus
-HRM — Human Resource Management (NABH SHCO chapter; not yet built)
-IVAC — infection-related ventilator-associated complication
-NABH — National Accreditation Board for Hospitals and Healthcare Providers
-NACO — National AIDS Control Organisation
-OE — objective element
-PEP — post-exposure prophylaxis
-PPE — personal protective equipment
-SHCO — Standards for Small Healthcare Organisations
-SSI — surgical site infection
-VAP — ventilator-associated pneumonia
-WHO — World Health Organization</w:t>
-      </w:r>
-    </w:p>
+    <w:tbl>
+      <w:tblPr>
+        <w:tblW w:type="pct" w:w="100%"/>
+        <w:tblBorders>
+          <w:top w:val="single" w:color="auto" w:sz="4"/>
+          <w:left w:val="single" w:color="auto" w:sz="4"/>
+          <w:bottom w:val="single" w:color="auto" w:sz="4"/>
+          <w:right w:val="single" w:color="auto" w:sz="4"/>
+          <w:insideH w:val="single" w:color="auto" w:sz="4"/>
+          <w:insideV w:val="single" w:color="auto" w:sz="4"/>
+        </w:tblBorders>
+      </w:tblPr>
+      <w:tblGrid>
+        <w:gridCol w:w="100"/>
+        <w:gridCol w:w="100"/>
+      </w:tblGrid>
+      <w:tr>
+        <w:tc>
+          <w:tcPr>
+            <w:tcW w:type="pct" w:w="22%"/>
+            <w:tcBorders>
+              <w:top w:val="single" w:color="999999" w:sz="4"/>
+              <w:left w:val="single" w:color="999999" w:sz="4"/>
+              <w:bottom w:val="single" w:color="999999" w:sz="4"/>
+              <w:right w:val="single" w:color="999999" w:sz="4"/>
+            </w:tcBorders>
+            <w:shd w:fill="E8E8E8" w:val="clear"/>
+          </w:tcPr>
+          <w:p>
+            <w:r>
+              <w:rPr>
+                <w:b/>
+              </w:rPr>
+              <w:t>Abbreviation</w:t>
+            </w:r>
+          </w:p>
+        </w:tc>
+        <w:tc>
+          <w:tcPr>
+            <w:tcW w:type="pct" w:w="22%"/>
+            <w:tcBorders>
+              <w:top w:val="single" w:color="999999" w:sz="4"/>
+              <w:left w:val="single" w:color="999999" w:sz="4"/>
+              <w:bottom w:val="single" w:color="999999" w:sz="4"/>
+              <w:right w:val="single" w:color="999999" w:sz="4"/>
+            </w:tcBorders>
+            <w:shd w:fill="E8E8E8" w:val="clear"/>
+          </w:tcPr>
+          <w:p>
+            <w:r>
+              <w:rPr>
+                <w:b/>
+              </w:rPr>
+              <w:t>Meaning</w:t>
+            </w:r>
+          </w:p>
+        </w:tc>
+      </w:tr>
+      <w:tr>
+        <w:tc>
+          <w:tcPr>
+            <w:tcW w:type="pct" w:w="22%"/>
+            <w:tcBorders>
+              <w:top w:val="single" w:color="999999" w:sz="4"/>
+              <w:left w:val="single" w:color="999999" w:sz="4"/>
+              <w:bottom w:val="single" w:color="999999" w:sz="4"/>
+              <w:right w:val="single" w:color="999999" w:sz="4"/>
+            </w:tcBorders>
+            <w:shd w:fill="E8E8E8" w:val="clear"/>
+          </w:tcPr>
+          <w:p>
+            <w:r>
+              <w:rPr>
+                <w:b w:val="0"/>
+              </w:rPr>
+              <w:t>CAUTI</w:t>
+            </w:r>
+          </w:p>
+        </w:tc>
+        <w:tc>
+          <w:tcPr>
+            <w:tcW w:type="pct" w:w="22%"/>
+            <w:tcBorders>
+              <w:top w:val="single" w:color="999999" w:sz="4"/>
+              <w:left w:val="single" w:color="999999" w:sz="4"/>
+              <w:bottom w:val="single" w:color="999999" w:sz="4"/>
+              <w:right w:val="single" w:color="999999" w:sz="4"/>
+            </w:tcBorders>
+            <w:shd w:fill="E8E8E8" w:val="clear"/>
+          </w:tcPr>
+          <w:p>
+            <w:r>
+              <w:rPr>
+                <w:b w:val="0"/>
+              </w:rPr>
+              <w:t>catheter-associated urinary tract infection</w:t>
+            </w:r>
+          </w:p>
+        </w:tc>
+      </w:tr>
+      <w:tr>
+        <w:tc>
+          <w:tcPr>
+            <w:tcW w:type="pct" w:w="22%"/>
+            <w:tcBorders>
+              <w:top w:val="single" w:color="999999" w:sz="4"/>
+              <w:left w:val="single" w:color="999999" w:sz="4"/>
+              <w:bottom w:val="single" w:color="999999" w:sz="4"/>
+              <w:right w:val="single" w:color="999999" w:sz="4"/>
+            </w:tcBorders>
+            <w:shd w:fill="E8E8E8" w:val="clear"/>
+          </w:tcPr>
+          <w:p>
+            <w:r>
+              <w:rPr>
+                <w:b w:val="0"/>
+              </w:rPr>
+              <w:t>CAPA</w:t>
+            </w:r>
+          </w:p>
+        </w:tc>
+        <w:tc>
+          <w:tcPr>
+            <w:tcW w:type="pct" w:w="22%"/>
+            <w:tcBorders>
+              <w:top w:val="single" w:color="999999" w:sz="4"/>
+              <w:left w:val="single" w:color="999999" w:sz="4"/>
+              <w:bottom w:val="single" w:color="999999" w:sz="4"/>
+              <w:right w:val="single" w:color="999999" w:sz="4"/>
+            </w:tcBorders>
+            <w:shd w:fill="E8E8E8" w:val="clear"/>
+          </w:tcPr>
+          <w:p>
+            <w:r>
+              <w:rPr>
+                <w:b w:val="0"/>
+              </w:rPr>
+              <w:t>corrective and preventive action</w:t>
+            </w:r>
+          </w:p>
+        </w:tc>
+      </w:tr>
+      <w:tr>
+        <w:tc>
+          <w:tcPr>
+            <w:tcW w:type="pct" w:w="22%"/>
+            <w:tcBorders>
+              <w:top w:val="single" w:color="999999" w:sz="4"/>
+              <w:left w:val="single" w:color="999999" w:sz="4"/>
+              <w:bottom w:val="single" w:color="999999" w:sz="4"/>
+              <w:right w:val="single" w:color="999999" w:sz="4"/>
+            </w:tcBorders>
+            <w:shd w:fill="E8E8E8" w:val="clear"/>
+          </w:tcPr>
+          <w:p>
+            <w:r>
+              <w:rPr>
+                <w:b w:val="0"/>
+              </w:rPr>
+              <w:t>CLABSI</w:t>
+            </w:r>
+          </w:p>
+        </w:tc>
+        <w:tc>
+          <w:tcPr>
+            <w:tcW w:type="pct" w:w="22%"/>
+            <w:tcBorders>
+              <w:top w:val="single" w:color="999999" w:sz="4"/>
+              <w:left w:val="single" w:color="999999" w:sz="4"/>
+              <w:bottom w:val="single" w:color="999999" w:sz="4"/>
+              <w:right w:val="single" w:color="999999" w:sz="4"/>
+            </w:tcBorders>
+            <w:shd w:fill="E8E8E8" w:val="clear"/>
+          </w:tcPr>
+          <w:p>
+            <w:r>
+              <w:rPr>
+                <w:b w:val="0"/>
+              </w:rPr>
+              <w:t>central-line-associated blood stream infection</w:t>
+            </w:r>
+          </w:p>
+        </w:tc>
+      </w:tr>
+      <w:tr>
+        <w:tc>
+          <w:tcPr>
+            <w:tcW w:type="pct" w:w="22%"/>
+            <w:tcBorders>
+              <w:top w:val="single" w:color="999999" w:sz="4"/>
+              <w:left w:val="single" w:color="999999" w:sz="4"/>
+              <w:bottom w:val="single" w:color="999999" w:sz="4"/>
+              <w:right w:val="single" w:color="999999" w:sz="4"/>
+            </w:tcBorders>
+            <w:shd w:fill="E8E8E8" w:val="clear"/>
+          </w:tcPr>
+          <w:p>
+            <w:r>
+              <w:rPr>
+                <w:b w:val="0"/>
+              </w:rPr>
+              <w:t>HAI</w:t>
+            </w:r>
+          </w:p>
+        </w:tc>
+        <w:tc>
+          <w:tcPr>
+            <w:tcW w:type="pct" w:w="22%"/>
+            <w:tcBorders>
+              <w:top w:val="single" w:color="999999" w:sz="4"/>
+              <w:left w:val="single" w:color="999999" w:sz="4"/>
+              <w:bottom w:val="single" w:color="999999" w:sz="4"/>
+              <w:right w:val="single" w:color="999999" w:sz="4"/>
+            </w:tcBorders>
+            <w:shd w:fill="E8E8E8" w:val="clear"/>
+          </w:tcPr>
+          <w:p>
+            <w:r>
+              <w:rPr>
+                <w:b w:val="0"/>
+              </w:rPr>
+              <w:t>healthcare-associated infection</w:t>
+            </w:r>
+          </w:p>
+        </w:tc>
+      </w:tr>
+      <w:tr>
+        <w:tc>
+          <w:tcPr>
+            <w:tcW w:type="pct" w:w="22%"/>
+            <w:tcBorders>
+              <w:top w:val="single" w:color="999999" w:sz="4"/>
+              <w:left w:val="single" w:color="999999" w:sz="4"/>
+              <w:bottom w:val="single" w:color="999999" w:sz="4"/>
+              <w:right w:val="single" w:color="999999" w:sz="4"/>
+            </w:tcBorders>
+            <w:shd w:fill="E8E8E8" w:val="clear"/>
+          </w:tcPr>
+          <w:p>
+            <w:r>
+              <w:rPr>
+                <w:b w:val="0"/>
+              </w:rPr>
+              <w:t>HBV</w:t>
+            </w:r>
+          </w:p>
+        </w:tc>
+        <w:tc>
+          <w:tcPr>
+            <w:tcW w:type="pct" w:w="22%"/>
+            <w:tcBorders>
+              <w:top w:val="single" w:color="999999" w:sz="4"/>
+              <w:left w:val="single" w:color="999999" w:sz="4"/>
+              <w:bottom w:val="single" w:color="999999" w:sz="4"/>
+              <w:right w:val="single" w:color="999999" w:sz="4"/>
+            </w:tcBorders>
+            <w:shd w:fill="E8E8E8" w:val="clear"/>
+          </w:tcPr>
+          <w:p>
+            <w:r>
+              <w:rPr>
+                <w:b w:val="0"/>
+              </w:rPr>
+              <w:t>hepatitis B virus</w:t>
+            </w:r>
+          </w:p>
+        </w:tc>
+      </w:tr>
+      <w:tr>
+        <w:tc>
+          <w:tcPr>
+            <w:tcW w:type="pct" w:w="22%"/>
+            <w:tcBorders>
+              <w:top w:val="single" w:color="999999" w:sz="4"/>
+              <w:left w:val="single" w:color="999999" w:sz="4"/>
+              <w:bottom w:val="single" w:color="999999" w:sz="4"/>
+              <w:right w:val="single" w:color="999999" w:sz="4"/>
+            </w:tcBorders>
+            <w:shd w:fill="E8E8E8" w:val="clear"/>
+          </w:tcPr>
+          <w:p>
+            <w:r>
+              <w:rPr>
+                <w:b w:val="0"/>
+              </w:rPr>
+              <w:t>HCV</w:t>
+            </w:r>
+          </w:p>
+        </w:tc>
+        <w:tc>
+          <w:tcPr>
+            <w:tcW w:type="pct" w:w="22%"/>
+            <w:tcBorders>
+              <w:top w:val="single" w:color="999999" w:sz="4"/>
+              <w:left w:val="single" w:color="999999" w:sz="4"/>
+              <w:bottom w:val="single" w:color="999999" w:sz="4"/>
+              <w:right w:val="single" w:color="999999" w:sz="4"/>
+            </w:tcBorders>
+            <w:shd w:fill="E8E8E8" w:val="clear"/>
+          </w:tcPr>
+          <w:p>
+            <w:r>
+              <w:rPr>
+                <w:b w:val="0"/>
+              </w:rPr>
+              <w:t>hepatitis C virus</w:t>
+            </w:r>
+          </w:p>
+        </w:tc>
+      </w:tr>
+      <w:tr>
+        <w:tc>
+          <w:tcPr>
+            <w:tcW w:type="pct" w:w="22%"/>
+            <w:tcBorders>
+              <w:top w:val="single" w:color="999999" w:sz="4"/>
+              <w:left w:val="single" w:color="999999" w:sz="4"/>
+              <w:bottom w:val="single" w:color="999999" w:sz="4"/>
+              <w:right w:val="single" w:color="999999" w:sz="4"/>
+            </w:tcBorders>
+            <w:shd w:fill="E8E8E8" w:val="clear"/>
+          </w:tcPr>
+          <w:p>
+            <w:r>
+              <w:rPr>
+                <w:b w:val="0"/>
+              </w:rPr>
+              <w:t>HIC</w:t>
+            </w:r>
+          </w:p>
+        </w:tc>
+        <w:tc>
+          <w:tcPr>
+            <w:tcW w:type="pct" w:w="22%"/>
+            <w:tcBorders>
+              <w:top w:val="single" w:color="999999" w:sz="4"/>
+              <w:left w:val="single" w:color="999999" w:sz="4"/>
+              <w:bottom w:val="single" w:color="999999" w:sz="4"/>
+              <w:right w:val="single" w:color="999999" w:sz="4"/>
+            </w:tcBorders>
+            <w:shd w:fill="E8E8E8" w:val="clear"/>
+          </w:tcPr>
+          <w:p>
+            <w:r>
+              <w:rPr>
+                <w:b w:val="0"/>
+              </w:rPr>
+              <w:t>Hospital Infection Prevention and Control (NABH SHCO chapter)</w:t>
+            </w:r>
+          </w:p>
+        </w:tc>
+      </w:tr>
+      <w:tr>
+        <w:tc>
+          <w:tcPr>
+            <w:tcW w:type="pct" w:w="22%"/>
+            <w:tcBorders>
+              <w:top w:val="single" w:color="999999" w:sz="4"/>
+              <w:left w:val="single" w:color="999999" w:sz="4"/>
+              <w:bottom w:val="single" w:color="999999" w:sz="4"/>
+              <w:right w:val="single" w:color="999999" w:sz="4"/>
+            </w:tcBorders>
+            <w:shd w:fill="E8E8E8" w:val="clear"/>
+          </w:tcPr>
+          <w:p>
+            <w:r>
+              <w:rPr>
+                <w:b w:val="0"/>
+              </w:rPr>
+              <w:t>HIV</w:t>
+            </w:r>
+          </w:p>
+        </w:tc>
+        <w:tc>
+          <w:tcPr>
+            <w:tcW w:type="pct" w:w="22%"/>
+            <w:tcBorders>
+              <w:top w:val="single" w:color="999999" w:sz="4"/>
+              <w:left w:val="single" w:color="999999" w:sz="4"/>
+              <w:bottom w:val="single" w:color="999999" w:sz="4"/>
+              <w:right w:val="single" w:color="999999" w:sz="4"/>
+            </w:tcBorders>
+            <w:shd w:fill="E8E8E8" w:val="clear"/>
+          </w:tcPr>
+          <w:p>
+            <w:r>
+              <w:rPr>
+                <w:b w:val="0"/>
+              </w:rPr>
+              <w:t>human immunodeficiency virus</w:t>
+            </w:r>
+          </w:p>
+        </w:tc>
+      </w:tr>
+      <w:tr>
+        <w:tc>
+          <w:tcPr>
+            <w:tcW w:type="pct" w:w="22%"/>
+            <w:tcBorders>
+              <w:top w:val="single" w:color="999999" w:sz="4"/>
+              <w:left w:val="single" w:color="999999" w:sz="4"/>
+              <w:bottom w:val="single" w:color="999999" w:sz="4"/>
+              <w:right w:val="single" w:color="999999" w:sz="4"/>
+            </w:tcBorders>
+            <w:shd w:fill="E8E8E8" w:val="clear"/>
+          </w:tcPr>
+          <w:p>
+            <w:r>
+              <w:rPr>
+                <w:b w:val="0"/>
+              </w:rPr>
+              <w:t>HRM</w:t>
+            </w:r>
+          </w:p>
+        </w:tc>
+        <w:tc>
+          <w:tcPr>
+            <w:tcW w:type="pct" w:w="22%"/>
+            <w:tcBorders>
+              <w:top w:val="single" w:color="999999" w:sz="4"/>
+              <w:left w:val="single" w:color="999999" w:sz="4"/>
+              <w:bottom w:val="single" w:color="999999" w:sz="4"/>
+              <w:right w:val="single" w:color="999999" w:sz="4"/>
+            </w:tcBorders>
+            <w:shd w:fill="E8E8E8" w:val="clear"/>
+          </w:tcPr>
+          <w:p>
+            <w:r>
+              <w:rPr>
+                <w:b w:val="0"/>
+              </w:rPr>
+              <w:t>Human Resource Management (NABH SHCO chapter; not yet built)</w:t>
+            </w:r>
+          </w:p>
+        </w:tc>
+      </w:tr>
+      <w:tr>
+        <w:tc>
+          <w:tcPr>
+            <w:tcW w:type="pct" w:w="22%"/>
+            <w:tcBorders>
+              <w:top w:val="single" w:color="999999" w:sz="4"/>
+              <w:left w:val="single" w:color="999999" w:sz="4"/>
+              <w:bottom w:val="single" w:color="999999" w:sz="4"/>
+              <w:right w:val="single" w:color="999999" w:sz="4"/>
+            </w:tcBorders>
+            <w:shd w:fill="E8E8E8" w:val="clear"/>
+          </w:tcPr>
+          <w:p>
+            <w:r>
+              <w:rPr>
+                <w:b w:val="0"/>
+              </w:rPr>
+              <w:t>IVAC</w:t>
+            </w:r>
+          </w:p>
+        </w:tc>
+        <w:tc>
+          <w:tcPr>
+            <w:tcW w:type="pct" w:w="22%"/>
+            <w:tcBorders>
+              <w:top w:val="single" w:color="999999" w:sz="4"/>
+              <w:left w:val="single" w:color="999999" w:sz="4"/>
+              <w:bottom w:val="single" w:color="999999" w:sz="4"/>
+              <w:right w:val="single" w:color="999999" w:sz="4"/>
+            </w:tcBorders>
+            <w:shd w:fill="E8E8E8" w:val="clear"/>
+          </w:tcPr>
+          <w:p>
+            <w:r>
+              <w:rPr>
+                <w:b w:val="0"/>
+              </w:rPr>
+              <w:t>infection-related ventilator-associated complication</w:t>
+            </w:r>
+          </w:p>
+        </w:tc>
+      </w:tr>
+      <w:tr>
+        <w:tc>
+          <w:tcPr>
+            <w:tcW w:type="pct" w:w="22%"/>
+            <w:tcBorders>
+              <w:top w:val="single" w:color="999999" w:sz="4"/>
+              <w:left w:val="single" w:color="999999" w:sz="4"/>
+              <w:bottom w:val="single" w:color="999999" w:sz="4"/>
+              <w:right w:val="single" w:color="999999" w:sz="4"/>
+            </w:tcBorders>
+            <w:shd w:fill="E8E8E8" w:val="clear"/>
+          </w:tcPr>
+          <w:p>
+            <w:r>
+              <w:rPr>
+                <w:b w:val="0"/>
+              </w:rPr>
+              <w:t>NABH</w:t>
+            </w:r>
+          </w:p>
+        </w:tc>
+        <w:tc>
+          <w:tcPr>
+            <w:tcW w:type="pct" w:w="22%"/>
+            <w:tcBorders>
+              <w:top w:val="single" w:color="999999" w:sz="4"/>
+              <w:left w:val="single" w:color="999999" w:sz="4"/>
+              <w:bottom w:val="single" w:color="999999" w:sz="4"/>
+              <w:right w:val="single" w:color="999999" w:sz="4"/>
+            </w:tcBorders>
+            <w:shd w:fill="E8E8E8" w:val="clear"/>
+          </w:tcPr>
+          <w:p>
+            <w:r>
+              <w:rPr>
+                <w:b w:val="0"/>
+              </w:rPr>
+              <w:t>National Accreditation Board for Hospitals and Healthcare Providers</w:t>
+            </w:r>
+          </w:p>
+        </w:tc>
+      </w:tr>
+      <w:tr>
+        <w:tc>
+          <w:tcPr>
+            <w:tcW w:type="pct" w:w="22%"/>
+            <w:tcBorders>
+              <w:top w:val="single" w:color="999999" w:sz="4"/>
+              <w:left w:val="single" w:color="999999" w:sz="4"/>
+              <w:bottom w:val="single" w:color="999999" w:sz="4"/>
+              <w:right w:val="single" w:color="999999" w:sz="4"/>
+            </w:tcBorders>
+            <w:shd w:fill="E8E8E8" w:val="clear"/>
+          </w:tcPr>
+          <w:p>
+            <w:r>
+              <w:rPr>
+                <w:b w:val="0"/>
+              </w:rPr>
+              <w:t>NACO</w:t>
+            </w:r>
+          </w:p>
+        </w:tc>
+        <w:tc>
+          <w:tcPr>
+            <w:tcW w:type="pct" w:w="22%"/>
+            <w:tcBorders>
+              <w:top w:val="single" w:color="999999" w:sz="4"/>
+              <w:left w:val="single" w:color="999999" w:sz="4"/>
+              <w:bottom w:val="single" w:color="999999" w:sz="4"/>
+              <w:right w:val="single" w:color="999999" w:sz="4"/>
+            </w:tcBorders>
+            <w:shd w:fill="E8E8E8" w:val="clear"/>
+          </w:tcPr>
+          <w:p>
+            <w:r>
+              <w:rPr>
+                <w:b w:val="0"/>
+              </w:rPr>
+              <w:t>National AIDS Control Organisation</w:t>
+            </w:r>
+          </w:p>
+        </w:tc>
+      </w:tr>
+      <w:tr>
+        <w:tc>
+          <w:tcPr>
+            <w:tcW w:type="pct" w:w="22%"/>
+            <w:tcBorders>
+              <w:top w:val="single" w:color="999999" w:sz="4"/>
+              <w:left w:val="single" w:color="999999" w:sz="4"/>
+              <w:bottom w:val="single" w:color="999999" w:sz="4"/>
+              <w:right w:val="single" w:color="999999" w:sz="4"/>
+            </w:tcBorders>
+            <w:shd w:fill="E8E8E8" w:val="clear"/>
+          </w:tcPr>
+          <w:p>
+            <w:r>
+              <w:rPr>
+                <w:b w:val="0"/>
+              </w:rPr>
+              <w:t>OE</w:t>
+            </w:r>
+          </w:p>
+        </w:tc>
+        <w:tc>
+          <w:tcPr>
+            <w:tcW w:type="pct" w:w="22%"/>
+            <w:tcBorders>
+              <w:top w:val="single" w:color="999999" w:sz="4"/>
+              <w:left w:val="single" w:color="999999" w:sz="4"/>
+              <w:bottom w:val="single" w:color="999999" w:sz="4"/>
+              <w:right w:val="single" w:color="999999" w:sz="4"/>
+            </w:tcBorders>
+            <w:shd w:fill="E8E8E8" w:val="clear"/>
+          </w:tcPr>
+          <w:p>
+            <w:r>
+              <w:rPr>
+                <w:b w:val="0"/>
+              </w:rPr>
+              <w:t>objective element</w:t>
+            </w:r>
+          </w:p>
+        </w:tc>
+      </w:tr>
+      <w:tr>
+        <w:tc>
+          <w:tcPr>
+            <w:tcW w:type="pct" w:w="22%"/>
+            <w:tcBorders>
+              <w:top w:val="single" w:color="999999" w:sz="4"/>
+              <w:left w:val="single" w:color="999999" w:sz="4"/>
+              <w:bottom w:val="single" w:color="999999" w:sz="4"/>
+              <w:right w:val="single" w:color="999999" w:sz="4"/>
+            </w:tcBorders>
+            <w:shd w:fill="E8E8E8" w:val="clear"/>
+          </w:tcPr>
+          <w:p>
+            <w:r>
+              <w:rPr>
+                <w:b w:val="0"/>
+              </w:rPr>
+              <w:t>PEP</w:t>
+            </w:r>
+          </w:p>
+        </w:tc>
+        <w:tc>
+          <w:tcPr>
+            <w:tcW w:type="pct" w:w="22%"/>
+            <w:tcBorders>
+              <w:top w:val="single" w:color="999999" w:sz="4"/>
+              <w:left w:val="single" w:color="999999" w:sz="4"/>
+              <w:bottom w:val="single" w:color="999999" w:sz="4"/>
+              <w:right w:val="single" w:color="999999" w:sz="4"/>
+            </w:tcBorders>
+            <w:shd w:fill="E8E8E8" w:val="clear"/>
+          </w:tcPr>
+          <w:p>
+            <w:r>
+              <w:rPr>
+                <w:b w:val="0"/>
+              </w:rPr>
+              <w:t>post-exposure prophylaxis</w:t>
+            </w:r>
+          </w:p>
+        </w:tc>
+      </w:tr>
+      <w:tr>
+        <w:tc>
+          <w:tcPr>
+            <w:tcW w:type="pct" w:w="22%"/>
+            <w:tcBorders>
+              <w:top w:val="single" w:color="999999" w:sz="4"/>
+              <w:left w:val="single" w:color="999999" w:sz="4"/>
+              <w:bottom w:val="single" w:color="999999" w:sz="4"/>
+              <w:right w:val="single" w:color="999999" w:sz="4"/>
+            </w:tcBorders>
+            <w:shd w:fill="E8E8E8" w:val="clear"/>
+          </w:tcPr>
+          <w:p>
+            <w:r>
+              <w:rPr>
+                <w:b w:val="0"/>
+              </w:rPr>
+              <w:t>PPE</w:t>
+            </w:r>
+          </w:p>
+        </w:tc>
+        <w:tc>
+          <w:tcPr>
+            <w:tcW w:type="pct" w:w="22%"/>
+            <w:tcBorders>
+              <w:top w:val="single" w:color="999999" w:sz="4"/>
+              <w:left w:val="single" w:color="999999" w:sz="4"/>
+              <w:bottom w:val="single" w:color="999999" w:sz="4"/>
+              <w:right w:val="single" w:color="999999" w:sz="4"/>
+            </w:tcBorders>
+            <w:shd w:fill="E8E8E8" w:val="clear"/>
+          </w:tcPr>
+          <w:p>
+            <w:r>
+              <w:rPr>
+                <w:b w:val="0"/>
+              </w:rPr>
+              <w:t>personal protective equipment</w:t>
+            </w:r>
+          </w:p>
+        </w:tc>
+      </w:tr>
+      <w:tr>
+        <w:tc>
+          <w:tcPr>
+            <w:tcW w:type="pct" w:w="22%"/>
+            <w:tcBorders>
+              <w:top w:val="single" w:color="999999" w:sz="4"/>
+              <w:left w:val="single" w:color="999999" w:sz="4"/>
+              <w:bottom w:val="single" w:color="999999" w:sz="4"/>
+              <w:right w:val="single" w:color="999999" w:sz="4"/>
+            </w:tcBorders>
+            <w:shd w:fill="E8E8E8" w:val="clear"/>
+          </w:tcPr>
+          <w:p>
+            <w:r>
+              <w:rPr>
+                <w:b w:val="0"/>
+              </w:rPr>
+              <w:t>SHCO</w:t>
+            </w:r>
+          </w:p>
+        </w:tc>
+        <w:tc>
+          <w:tcPr>
+            <w:tcW w:type="pct" w:w="22%"/>
+            <w:tcBorders>
+              <w:top w:val="single" w:color="999999" w:sz="4"/>
+              <w:left w:val="single" w:color="999999" w:sz="4"/>
+              <w:bottom w:val="single" w:color="999999" w:sz="4"/>
+              <w:right w:val="single" w:color="999999" w:sz="4"/>
+            </w:tcBorders>
+            <w:shd w:fill="E8E8E8" w:val="clear"/>
+          </w:tcPr>
+          <w:p>
+            <w:r>
+              <w:rPr>
+                <w:b w:val="0"/>
+              </w:rPr>
+              <w:t>Standards for Small Healthcare Organisations</w:t>
+            </w:r>
+          </w:p>
+        </w:tc>
+      </w:tr>
+      <w:tr>
+        <w:tc>
+          <w:tcPr>
+            <w:tcW w:type="pct" w:w="22%"/>
+            <w:tcBorders>
+              <w:top w:val="single" w:color="999999" w:sz="4"/>
+              <w:left w:val="single" w:color="999999" w:sz="4"/>
+              <w:bottom w:val="single" w:color="999999" w:sz="4"/>
+              <w:right w:val="single" w:color="999999" w:sz="4"/>
+            </w:tcBorders>
+            <w:shd w:fill="E8E8E8" w:val="clear"/>
+          </w:tcPr>
+          <w:p>
+            <w:r>
+              <w:rPr>
+                <w:b w:val="0"/>
+              </w:rPr>
+              <w:t>SSI</w:t>
+            </w:r>
+          </w:p>
+        </w:tc>
+        <w:tc>
+          <w:tcPr>
+            <w:tcW w:type="pct" w:w="22%"/>
+            <w:tcBorders>
+              <w:top w:val="single" w:color="999999" w:sz="4"/>
+              <w:left w:val="single" w:color="999999" w:sz="4"/>
+              <w:bottom w:val="single" w:color="999999" w:sz="4"/>
+              <w:right w:val="single" w:color="999999" w:sz="4"/>
+            </w:tcBorders>
+            <w:shd w:fill="E8E8E8" w:val="clear"/>
+          </w:tcPr>
+          <w:p>
+            <w:r>
+              <w:rPr>
+                <w:b w:val="0"/>
+              </w:rPr>
+              <w:t>surgical site infection</w:t>
+            </w:r>
+          </w:p>
+        </w:tc>
+      </w:tr>
+      <w:tr>
+        <w:tc>
+          <w:tcPr>
+            <w:tcW w:type="pct" w:w="22%"/>
+            <w:tcBorders>
+              <w:top w:val="single" w:color="999999" w:sz="4"/>
+              <w:left w:val="single" w:color="999999" w:sz="4"/>
+              <w:bottom w:val="single" w:color="999999" w:sz="4"/>
+              <w:right w:val="single" w:color="999999" w:sz="4"/>
+            </w:tcBorders>
+            <w:shd w:fill="E8E8E8" w:val="clear"/>
+          </w:tcPr>
+          <w:p>
+            <w:r>
+              <w:rPr>
+                <w:b w:val="0"/>
+              </w:rPr>
+              <w:t>VAP</w:t>
+            </w:r>
+          </w:p>
+        </w:tc>
+        <w:tc>
+          <w:tcPr>
+            <w:tcW w:type="pct" w:w="22%"/>
+            <w:tcBorders>
+              <w:top w:val="single" w:color="999999" w:sz="4"/>
+              <w:left w:val="single" w:color="999999" w:sz="4"/>
+              <w:bottom w:val="single" w:color="999999" w:sz="4"/>
+              <w:right w:val="single" w:color="999999" w:sz="4"/>
+            </w:tcBorders>
+            <w:shd w:fill="E8E8E8" w:val="clear"/>
+          </w:tcPr>
+          <w:p>
+            <w:r>
+              <w:rPr>
+                <w:b w:val="0"/>
+              </w:rPr>
+              <w:t>ventilator-associated pneumonia</w:t>
+            </w:r>
+          </w:p>
+        </w:tc>
+      </w:tr>
+      <w:tr>
+        <w:tc>
+          <w:tcPr>
+            <w:tcW w:type="pct" w:w="22%"/>
+            <w:tcBorders>
+              <w:top w:val="single" w:color="999999" w:sz="4"/>
+              <w:left w:val="single" w:color="999999" w:sz="4"/>
+              <w:bottom w:val="single" w:color="999999" w:sz="4"/>
+              <w:right w:val="single" w:color="999999" w:sz="4"/>
+            </w:tcBorders>
+            <w:shd w:fill="E8E8E8" w:val="clear"/>
+          </w:tcPr>
+          <w:p>
+            <w:r>
+              <w:rPr>
+                <w:b w:val="0"/>
+              </w:rPr>
+              <w:t>WHO</w:t>
+            </w:r>
+          </w:p>
+        </w:tc>
+        <w:tc>
+          <w:tcPr>
+            <w:tcW w:type="pct" w:w="22%"/>
+            <w:tcBorders>
+              <w:top w:val="single" w:color="999999" w:sz="4"/>
+              <w:left w:val="single" w:color="999999" w:sz="4"/>
+              <w:bottom w:val="single" w:color="999999" w:sz="4"/>
+              <w:right w:val="single" w:color="999999" w:sz="4"/>
+            </w:tcBorders>
+            <w:shd w:fill="E8E8E8" w:val="clear"/>
+          </w:tcPr>
+          <w:p>
+            <w:r>
+              <w:rPr>
+                <w:b w:val="0"/>
+              </w:rPr>
+              <w:t>World Health Organization</w:t>
+            </w:r>
+          </w:p>
+        </w:tc>
+      </w:tr>
+    </w:tbl>
     <w:p>
       <w:pPr>
         <w:pStyle w:val="Heading1"/>

--- a/policies/build/masters/HIC.4_v2_master.docx
+++ b/policies/build/masters/HIC.4_v2_master.docx
@@ -694,18 +694,6 @@
     </w:p>
     <w:p>
       <w:pPr>
-        <w:spacing w:after="140"/>
-      </w:pPr>
-      <w:r>
-        <w:rPr>
-          <w:sz w:val="22"/>
-          <w:szCs w:val="22"/>
-        </w:rPr>
-        <w:t xml:space="preserve">Words marked «like this» are defaults a small hospital can keep. A blank marked «________» has no sensible default. Fill it in before this document is signed.</w:t>
-      </w:r>
-    </w:p>
-    <w:p>
-      <w:pPr>
         <w:pStyle w:val="Heading1"/>
         <w:spacing w:after="120" w:before="280"/>
       </w:pPr>
@@ -735,120 +723,6 @@
           <w:szCs w:val="22"/>
         </w:rPr>
         <w:t xml:space="preserve">It covers the six elements HIC.4.a–f name: CAUTI prevention, IVAC/VAP prevention, CLABSI prevention, SSI prevention, occupational health/safety practices, and PEP.</w:t>
-      </w:r>
-    </w:p>
-    <w:p>
-      <w:pPr>
-        <w:spacing w:after="140"/>
-      </w:pPr>
-      <w:r>
-        <w:rPr>
-          <w:sz w:val="22"/>
-          <w:szCs w:val="22"/>
-        </w:rPr>
-        <w:t xml:space="preserve">Boundaries with other policies of «Hospital Name»:</w:t>
-      </w:r>
-    </w:p>
-    <w:p>
-      <w:pPr>
-        <w:pStyle w:val="ListParagraph"/>
-        <w:numPr>
-          <w:ilvl w:val="0"/>
-          <w:numId w:val="1"/>
-        </w:numPr>
-        <w:spacing w:after="60"/>
-      </w:pPr>
-      <w:r>
-        <w:rPr>
-          <w:sz w:val="22"/>
-          <w:szCs w:val="22"/>
-        </w:rPr>
-        <w:t xml:space="preserve">HIC.1 owns programme governance.</w:t>
-      </w:r>
-    </w:p>
-    <w:p>
-      <w:pPr>
-        <w:pStyle w:val="ListParagraph"/>
-        <w:numPr>
-          <w:ilvl w:val="0"/>
-          <w:numId w:val="1"/>
-        </w:numPr>
-        <w:spacing w:after="60"/>
-      </w:pPr>
-      <w:r>
-        <w:rPr>
-          <w:sz w:val="22"/>
-          <w:szCs w:val="22"/>
-        </w:rPr>
-        <w:t xml:space="preserve">HIC.2 owns standard precautions, hand hygiene and safe injection practices (upstream of device bundles).</w:t>
-      </w:r>
-    </w:p>
-    <w:p>
-      <w:pPr>
-        <w:pStyle w:val="ListParagraph"/>
-        <w:numPr>
-          <w:ilvl w:val="0"/>
-          <w:numId w:val="1"/>
-        </w:numPr>
-        <w:spacing w:after="60"/>
-      </w:pPr>
-      <w:r>
-        <w:rPr>
-          <w:sz w:val="22"/>
-          <w:szCs w:val="22"/>
-        </w:rPr>
-        <w:t xml:space="preserve">HIC.3 owns support-service infection control (OT housekeeping stays HIC.3).</w:t>
-      </w:r>
-    </w:p>
-    <w:p>
-      <w:pPr>
-        <w:pStyle w:val="ListParagraph"/>
-        <w:numPr>
-          <w:ilvl w:val="0"/>
-          <w:numId w:val="1"/>
-        </w:numPr>
-        <w:spacing w:after="60"/>
-      </w:pPr>
-      <w:r>
-        <w:rPr>
-          <w:sz w:val="22"/>
-          <w:szCs w:val="22"/>
-        </w:rPr>
-        <w:t xml:space="preserve">HIC.5 owns surveillance of infection rates and trends.</w:t>
-      </w:r>
-    </w:p>
-    <w:p>
-      <w:pPr>
-        <w:pStyle w:val="ListParagraph"/>
-        <w:numPr>
-          <w:ilvl w:val="0"/>
-          <w:numId w:val="1"/>
-        </w:numPr>
-        <w:spacing w:after="60"/>
-      </w:pPr>
-      <w:r>
-        <w:rPr>
-          <w:sz w:val="22"/>
-          <w:szCs w:val="22"/>
-        </w:rPr>
-        <w:t xml:space="preserve">HIC.6 owns sterilisation of instruments used in procedures.</w:t>
-      </w:r>
-    </w:p>
-    <w:p>
-      <w:pPr>
-        <w:pStyle w:val="ListParagraph"/>
-        <w:numPr>
-          <w:ilvl w:val="0"/>
-          <w:numId w:val="1"/>
-        </w:numPr>
-        <w:spacing w:after="60"/>
-      </w:pPr>
-      <w:r>
-        <w:rPr>
-          <w:sz w:val="22"/>
-          <w:szCs w:val="22"/>
-        </w:rPr>
-        <w:t xml:space="preserve">HRM (not yet built) owns general staff health; this policy owns infection-control occupational response.</w:t>
       </w:r>
     </w:p>
     <w:p>

--- a/policies/build/masters/HIC.4_v2_master.docx
+++ b/policies/build/masters/HIC.4_v2_master.docx
@@ -3001,6 +3001,952 @@
         <w:t xml:space="preserve">The Nursing Superintendent holds signed acknowledgements with the induction record.</w:t>
       </w:r>
     </w:p>
+    <w:p>
+      <w:pPr>
+        <w:pStyle w:val="Heading1"/>
+        <w:spacing w:after="120" w:before="280"/>
+      </w:pPr>
+      <w:r>
+        <w:t>10. Distribution</w:t>
+      </w:r>
+    </w:p>
+    <w:p>
+      <w:pPr>
+        <w:spacing w:after="140"/>
+      </w:pPr>
+      <w:r>
+        <w:rPr>
+          <w:sz w:val="22"/>
+          <w:szCs w:val="22"/>
+        </w:rPr>
+        <w:t xml:space="preserve">Official master copy: office of the Medical Superintendent, «Hospital Name», with the Infection Control Officer and the Quality Coordinator.</w:t>
+      </w:r>
+    </w:p>
+    <w:p>
+      <w:pPr>
+        <w:spacing w:after="140"/>
+      </w:pPr>
+      <w:r>
+        <w:rPr>
+          <w:sz w:val="22"/>
+          <w:szCs w:val="22"/>
+        </w:rPr>
+        <w:t xml:space="preserve">Copies issued to: all clinical areas (OPD, IPD, emergency, OT, ICU where available), CSSD, nursing administration, pharmacy (PEP stock).</w:t>
+      </w:r>
+    </w:p>
+    <w:p>
+      <w:pPr>
+        <w:spacing w:after="140"/>
+      </w:pPr>
+      <w:r>
+        <w:rPr>
+          <w:sz w:val="22"/>
+          <w:szCs w:val="22"/>
+        </w:rPr>
+        <w:t xml:space="preserve">The current version is available to all staff at the «infection control manual / staff intranet».</w:t>
+      </w:r>
+    </w:p>
+    <w:p>
+      <w:pPr>
+        <w:spacing w:after="140"/>
+      </w:pPr>
+      <w:r>
+        <w:rPr>
+          <w:sz w:val="22"/>
+          <w:szCs w:val="22"/>
+        </w:rPr>
+        <w:t xml:space="preserve">When a new version is issued, take old copies out of use.</w:t>
+      </w:r>
+    </w:p>
+    <w:p>
+      <w:pPr>
+        <w:pStyle w:val="Heading1"/>
+        <w:spacing w:after="120" w:before="280"/>
+      </w:pPr>
+      <w:r>
+        <w:t>11. Abbreviations</w:t>
+      </w:r>
+    </w:p>
+    <w:tbl>
+      <w:tblPr>
+        <w:tblW w:type="pct" w:w="100%"/>
+        <w:tblBorders>
+          <w:top w:val="single" w:color="auto" w:sz="4"/>
+          <w:left w:val="single" w:color="auto" w:sz="4"/>
+          <w:bottom w:val="single" w:color="auto" w:sz="4"/>
+          <w:right w:val="single" w:color="auto" w:sz="4"/>
+          <w:insideH w:val="single" w:color="auto" w:sz="4"/>
+          <w:insideV w:val="single" w:color="auto" w:sz="4"/>
+        </w:tblBorders>
+      </w:tblPr>
+      <w:tblGrid>
+        <w:gridCol w:w="100"/>
+        <w:gridCol w:w="100"/>
+      </w:tblGrid>
+      <w:tr>
+        <w:tc>
+          <w:tcPr>
+            <w:tcW w:type="pct" w:w="22%"/>
+            <w:tcBorders>
+              <w:top w:val="single" w:color="999999" w:sz="4"/>
+              <w:left w:val="single" w:color="999999" w:sz="4"/>
+              <w:bottom w:val="single" w:color="999999" w:sz="4"/>
+              <w:right w:val="single" w:color="999999" w:sz="4"/>
+            </w:tcBorders>
+            <w:shd w:fill="E8E8E8" w:val="clear"/>
+          </w:tcPr>
+          <w:p>
+            <w:r>
+              <w:rPr>
+                <w:b/>
+              </w:rPr>
+              <w:t>Abbreviation</w:t>
+            </w:r>
+          </w:p>
+        </w:tc>
+        <w:tc>
+          <w:tcPr>
+            <w:tcW w:type="pct" w:w="22%"/>
+            <w:tcBorders>
+              <w:top w:val="single" w:color="999999" w:sz="4"/>
+              <w:left w:val="single" w:color="999999" w:sz="4"/>
+              <w:bottom w:val="single" w:color="999999" w:sz="4"/>
+              <w:right w:val="single" w:color="999999" w:sz="4"/>
+            </w:tcBorders>
+            <w:shd w:fill="E8E8E8" w:val="clear"/>
+          </w:tcPr>
+          <w:p>
+            <w:r>
+              <w:rPr>
+                <w:b/>
+              </w:rPr>
+              <w:t>Meaning</w:t>
+            </w:r>
+          </w:p>
+        </w:tc>
+      </w:tr>
+      <w:tr>
+        <w:tc>
+          <w:tcPr>
+            <w:tcW w:type="pct" w:w="22%"/>
+            <w:tcBorders>
+              <w:top w:val="single" w:color="999999" w:sz="4"/>
+              <w:left w:val="single" w:color="999999" w:sz="4"/>
+              <w:bottom w:val="single" w:color="999999" w:sz="4"/>
+              <w:right w:val="single" w:color="999999" w:sz="4"/>
+            </w:tcBorders>
+            <w:shd w:fill="E8E8E8" w:val="clear"/>
+          </w:tcPr>
+          <w:p>
+            <w:r>
+              <w:rPr>
+                <w:b w:val="0"/>
+              </w:rPr>
+              <w:t>CAUTI</w:t>
+            </w:r>
+          </w:p>
+        </w:tc>
+        <w:tc>
+          <w:tcPr>
+            <w:tcW w:type="pct" w:w="22%"/>
+            <w:tcBorders>
+              <w:top w:val="single" w:color="999999" w:sz="4"/>
+              <w:left w:val="single" w:color="999999" w:sz="4"/>
+              <w:bottom w:val="single" w:color="999999" w:sz="4"/>
+              <w:right w:val="single" w:color="999999" w:sz="4"/>
+            </w:tcBorders>
+            <w:shd w:fill="E8E8E8" w:val="clear"/>
+          </w:tcPr>
+          <w:p>
+            <w:r>
+              <w:rPr>
+                <w:b w:val="0"/>
+              </w:rPr>
+              <w:t>catheter-associated urinary tract infection</w:t>
+            </w:r>
+          </w:p>
+        </w:tc>
+      </w:tr>
+      <w:tr>
+        <w:tc>
+          <w:tcPr>
+            <w:tcW w:type="pct" w:w="22%"/>
+            <w:tcBorders>
+              <w:top w:val="single" w:color="999999" w:sz="4"/>
+              <w:left w:val="single" w:color="999999" w:sz="4"/>
+              <w:bottom w:val="single" w:color="999999" w:sz="4"/>
+              <w:right w:val="single" w:color="999999" w:sz="4"/>
+            </w:tcBorders>
+            <w:shd w:fill="E8E8E8" w:val="clear"/>
+          </w:tcPr>
+          <w:p>
+            <w:r>
+              <w:rPr>
+                <w:b w:val="0"/>
+              </w:rPr>
+              <w:t>CAPA</w:t>
+            </w:r>
+          </w:p>
+        </w:tc>
+        <w:tc>
+          <w:tcPr>
+            <w:tcW w:type="pct" w:w="22%"/>
+            <w:tcBorders>
+              <w:top w:val="single" w:color="999999" w:sz="4"/>
+              <w:left w:val="single" w:color="999999" w:sz="4"/>
+              <w:bottom w:val="single" w:color="999999" w:sz="4"/>
+              <w:right w:val="single" w:color="999999" w:sz="4"/>
+            </w:tcBorders>
+            <w:shd w:fill="E8E8E8" w:val="clear"/>
+          </w:tcPr>
+          <w:p>
+            <w:r>
+              <w:rPr>
+                <w:b w:val="0"/>
+              </w:rPr>
+              <w:t>corrective and preventive action</w:t>
+            </w:r>
+          </w:p>
+        </w:tc>
+      </w:tr>
+      <w:tr>
+        <w:tc>
+          <w:tcPr>
+            <w:tcW w:type="pct" w:w="22%"/>
+            <w:tcBorders>
+              <w:top w:val="single" w:color="999999" w:sz="4"/>
+              <w:left w:val="single" w:color="999999" w:sz="4"/>
+              <w:bottom w:val="single" w:color="999999" w:sz="4"/>
+              <w:right w:val="single" w:color="999999" w:sz="4"/>
+            </w:tcBorders>
+            <w:shd w:fill="E8E8E8" w:val="clear"/>
+          </w:tcPr>
+          <w:p>
+            <w:r>
+              <w:rPr>
+                <w:b w:val="0"/>
+              </w:rPr>
+              <w:t>CLABSI</w:t>
+            </w:r>
+          </w:p>
+        </w:tc>
+        <w:tc>
+          <w:tcPr>
+            <w:tcW w:type="pct" w:w="22%"/>
+            <w:tcBorders>
+              <w:top w:val="single" w:color="999999" w:sz="4"/>
+              <w:left w:val="single" w:color="999999" w:sz="4"/>
+              <w:bottom w:val="single" w:color="999999" w:sz="4"/>
+              <w:right w:val="single" w:color="999999" w:sz="4"/>
+            </w:tcBorders>
+            <w:shd w:fill="E8E8E8" w:val="clear"/>
+          </w:tcPr>
+          <w:p>
+            <w:r>
+              <w:rPr>
+                <w:b w:val="0"/>
+              </w:rPr>
+              <w:t>central-line-associated blood stream infection</w:t>
+            </w:r>
+          </w:p>
+        </w:tc>
+      </w:tr>
+      <w:tr>
+        <w:tc>
+          <w:tcPr>
+            <w:tcW w:type="pct" w:w="22%"/>
+            <w:tcBorders>
+              <w:top w:val="single" w:color="999999" w:sz="4"/>
+              <w:left w:val="single" w:color="999999" w:sz="4"/>
+              <w:bottom w:val="single" w:color="999999" w:sz="4"/>
+              <w:right w:val="single" w:color="999999" w:sz="4"/>
+            </w:tcBorders>
+            <w:shd w:fill="E8E8E8" w:val="clear"/>
+          </w:tcPr>
+          <w:p>
+            <w:r>
+              <w:rPr>
+                <w:b w:val="0"/>
+              </w:rPr>
+              <w:t>HAI</w:t>
+            </w:r>
+          </w:p>
+        </w:tc>
+        <w:tc>
+          <w:tcPr>
+            <w:tcW w:type="pct" w:w="22%"/>
+            <w:tcBorders>
+              <w:top w:val="single" w:color="999999" w:sz="4"/>
+              <w:left w:val="single" w:color="999999" w:sz="4"/>
+              <w:bottom w:val="single" w:color="999999" w:sz="4"/>
+              <w:right w:val="single" w:color="999999" w:sz="4"/>
+            </w:tcBorders>
+            <w:shd w:fill="E8E8E8" w:val="clear"/>
+          </w:tcPr>
+          <w:p>
+            <w:r>
+              <w:rPr>
+                <w:b w:val="0"/>
+              </w:rPr>
+              <w:t>healthcare-associated infection</w:t>
+            </w:r>
+          </w:p>
+        </w:tc>
+      </w:tr>
+      <w:tr>
+        <w:tc>
+          <w:tcPr>
+            <w:tcW w:type="pct" w:w="22%"/>
+            <w:tcBorders>
+              <w:top w:val="single" w:color="999999" w:sz="4"/>
+              <w:left w:val="single" w:color="999999" w:sz="4"/>
+              <w:bottom w:val="single" w:color="999999" w:sz="4"/>
+              <w:right w:val="single" w:color="999999" w:sz="4"/>
+            </w:tcBorders>
+            <w:shd w:fill="E8E8E8" w:val="clear"/>
+          </w:tcPr>
+          <w:p>
+            <w:r>
+              <w:rPr>
+                <w:b w:val="0"/>
+              </w:rPr>
+              <w:t>HBV</w:t>
+            </w:r>
+          </w:p>
+        </w:tc>
+        <w:tc>
+          <w:tcPr>
+            <w:tcW w:type="pct" w:w="22%"/>
+            <w:tcBorders>
+              <w:top w:val="single" w:color="999999" w:sz="4"/>
+              <w:left w:val="single" w:color="999999" w:sz="4"/>
+              <w:bottom w:val="single" w:color="999999" w:sz="4"/>
+              <w:right w:val="single" w:color="999999" w:sz="4"/>
+            </w:tcBorders>
+            <w:shd w:fill="E8E8E8" w:val="clear"/>
+          </w:tcPr>
+          <w:p>
+            <w:r>
+              <w:rPr>
+                <w:b w:val="0"/>
+              </w:rPr>
+              <w:t>hepatitis B virus</w:t>
+            </w:r>
+          </w:p>
+        </w:tc>
+      </w:tr>
+      <w:tr>
+        <w:tc>
+          <w:tcPr>
+            <w:tcW w:type="pct" w:w="22%"/>
+            <w:tcBorders>
+              <w:top w:val="single" w:color="999999" w:sz="4"/>
+              <w:left w:val="single" w:color="999999" w:sz="4"/>
+              <w:bottom w:val="single" w:color="999999" w:sz="4"/>
+              <w:right w:val="single" w:color="999999" w:sz="4"/>
+            </w:tcBorders>
+            <w:shd w:fill="E8E8E8" w:val="clear"/>
+          </w:tcPr>
+          <w:p>
+            <w:r>
+              <w:rPr>
+                <w:b w:val="0"/>
+              </w:rPr>
+              <w:t>HCV</w:t>
+            </w:r>
+          </w:p>
+        </w:tc>
+        <w:tc>
+          <w:tcPr>
+            <w:tcW w:type="pct" w:w="22%"/>
+            <w:tcBorders>
+              <w:top w:val="single" w:color="999999" w:sz="4"/>
+              <w:left w:val="single" w:color="999999" w:sz="4"/>
+              <w:bottom w:val="single" w:color="999999" w:sz="4"/>
+              <w:right w:val="single" w:color="999999" w:sz="4"/>
+            </w:tcBorders>
+            <w:shd w:fill="E8E8E8" w:val="clear"/>
+          </w:tcPr>
+          <w:p>
+            <w:r>
+              <w:rPr>
+                <w:b w:val="0"/>
+              </w:rPr>
+              <w:t>hepatitis C virus</w:t>
+            </w:r>
+          </w:p>
+        </w:tc>
+      </w:tr>
+      <w:tr>
+        <w:tc>
+          <w:tcPr>
+            <w:tcW w:type="pct" w:w="22%"/>
+            <w:tcBorders>
+              <w:top w:val="single" w:color="999999" w:sz="4"/>
+              <w:left w:val="single" w:color="999999" w:sz="4"/>
+              <w:bottom w:val="single" w:color="999999" w:sz="4"/>
+              <w:right w:val="single" w:color="999999" w:sz="4"/>
+            </w:tcBorders>
+            <w:shd w:fill="E8E8E8" w:val="clear"/>
+          </w:tcPr>
+          <w:p>
+            <w:r>
+              <w:rPr>
+                <w:b w:val="0"/>
+              </w:rPr>
+              <w:t>HIC</w:t>
+            </w:r>
+          </w:p>
+        </w:tc>
+        <w:tc>
+          <w:tcPr>
+            <w:tcW w:type="pct" w:w="22%"/>
+            <w:tcBorders>
+              <w:top w:val="single" w:color="999999" w:sz="4"/>
+              <w:left w:val="single" w:color="999999" w:sz="4"/>
+              <w:bottom w:val="single" w:color="999999" w:sz="4"/>
+              <w:right w:val="single" w:color="999999" w:sz="4"/>
+            </w:tcBorders>
+            <w:shd w:fill="E8E8E8" w:val="clear"/>
+          </w:tcPr>
+          <w:p>
+            <w:r>
+              <w:rPr>
+                <w:b w:val="0"/>
+              </w:rPr>
+              <w:t>Hospital Infection Prevention and Control (NABH SHCO chapter)</w:t>
+            </w:r>
+          </w:p>
+        </w:tc>
+      </w:tr>
+      <w:tr>
+        <w:tc>
+          <w:tcPr>
+            <w:tcW w:type="pct" w:w="22%"/>
+            <w:tcBorders>
+              <w:top w:val="single" w:color="999999" w:sz="4"/>
+              <w:left w:val="single" w:color="999999" w:sz="4"/>
+              <w:bottom w:val="single" w:color="999999" w:sz="4"/>
+              <w:right w:val="single" w:color="999999" w:sz="4"/>
+            </w:tcBorders>
+            <w:shd w:fill="E8E8E8" w:val="clear"/>
+          </w:tcPr>
+          <w:p>
+            <w:r>
+              <w:rPr>
+                <w:b w:val="0"/>
+              </w:rPr>
+              <w:t>HIV</w:t>
+            </w:r>
+          </w:p>
+        </w:tc>
+        <w:tc>
+          <w:tcPr>
+            <w:tcW w:type="pct" w:w="22%"/>
+            <w:tcBorders>
+              <w:top w:val="single" w:color="999999" w:sz="4"/>
+              <w:left w:val="single" w:color="999999" w:sz="4"/>
+              <w:bottom w:val="single" w:color="999999" w:sz="4"/>
+              <w:right w:val="single" w:color="999999" w:sz="4"/>
+            </w:tcBorders>
+            <w:shd w:fill="E8E8E8" w:val="clear"/>
+          </w:tcPr>
+          <w:p>
+            <w:r>
+              <w:rPr>
+                <w:b w:val="0"/>
+              </w:rPr>
+              <w:t>human immunodeficiency virus</w:t>
+            </w:r>
+          </w:p>
+        </w:tc>
+      </w:tr>
+      <w:tr>
+        <w:tc>
+          <w:tcPr>
+            <w:tcW w:type="pct" w:w="22%"/>
+            <w:tcBorders>
+              <w:top w:val="single" w:color="999999" w:sz="4"/>
+              <w:left w:val="single" w:color="999999" w:sz="4"/>
+              <w:bottom w:val="single" w:color="999999" w:sz="4"/>
+              <w:right w:val="single" w:color="999999" w:sz="4"/>
+            </w:tcBorders>
+            <w:shd w:fill="E8E8E8" w:val="clear"/>
+          </w:tcPr>
+          <w:p>
+            <w:r>
+              <w:rPr>
+                <w:b w:val="0"/>
+              </w:rPr>
+              <w:t>HRM</w:t>
+            </w:r>
+          </w:p>
+        </w:tc>
+        <w:tc>
+          <w:tcPr>
+            <w:tcW w:type="pct" w:w="22%"/>
+            <w:tcBorders>
+              <w:top w:val="single" w:color="999999" w:sz="4"/>
+              <w:left w:val="single" w:color="999999" w:sz="4"/>
+              <w:bottom w:val="single" w:color="999999" w:sz="4"/>
+              <w:right w:val="single" w:color="999999" w:sz="4"/>
+            </w:tcBorders>
+            <w:shd w:fill="E8E8E8" w:val="clear"/>
+          </w:tcPr>
+          <w:p>
+            <w:r>
+              <w:rPr>
+                <w:b w:val="0"/>
+              </w:rPr>
+              <w:t>Human Resource Management (NABH SHCO chapter; not yet built)</w:t>
+            </w:r>
+          </w:p>
+        </w:tc>
+      </w:tr>
+      <w:tr>
+        <w:tc>
+          <w:tcPr>
+            <w:tcW w:type="pct" w:w="22%"/>
+            <w:tcBorders>
+              <w:top w:val="single" w:color="999999" w:sz="4"/>
+              <w:left w:val="single" w:color="999999" w:sz="4"/>
+              <w:bottom w:val="single" w:color="999999" w:sz="4"/>
+              <w:right w:val="single" w:color="999999" w:sz="4"/>
+            </w:tcBorders>
+            <w:shd w:fill="E8E8E8" w:val="clear"/>
+          </w:tcPr>
+          <w:p>
+            <w:r>
+              <w:rPr>
+                <w:b w:val="0"/>
+              </w:rPr>
+              <w:t>IVAC</w:t>
+            </w:r>
+          </w:p>
+        </w:tc>
+        <w:tc>
+          <w:tcPr>
+            <w:tcW w:type="pct" w:w="22%"/>
+            <w:tcBorders>
+              <w:top w:val="single" w:color="999999" w:sz="4"/>
+              <w:left w:val="single" w:color="999999" w:sz="4"/>
+              <w:bottom w:val="single" w:color="999999" w:sz="4"/>
+              <w:right w:val="single" w:color="999999" w:sz="4"/>
+            </w:tcBorders>
+            <w:shd w:fill="E8E8E8" w:val="clear"/>
+          </w:tcPr>
+          <w:p>
+            <w:r>
+              <w:rPr>
+                <w:b w:val="0"/>
+              </w:rPr>
+              <w:t>infection-related ventilator-associated complication</w:t>
+            </w:r>
+          </w:p>
+        </w:tc>
+      </w:tr>
+      <w:tr>
+        <w:tc>
+          <w:tcPr>
+            <w:tcW w:type="pct" w:w="22%"/>
+            <w:tcBorders>
+              <w:top w:val="single" w:color="999999" w:sz="4"/>
+              <w:left w:val="single" w:color="999999" w:sz="4"/>
+              <w:bottom w:val="single" w:color="999999" w:sz="4"/>
+              <w:right w:val="single" w:color="999999" w:sz="4"/>
+            </w:tcBorders>
+            <w:shd w:fill="E8E8E8" w:val="clear"/>
+          </w:tcPr>
+          <w:p>
+            <w:r>
+              <w:rPr>
+                <w:b w:val="0"/>
+              </w:rPr>
+              <w:t>NABH</w:t>
+            </w:r>
+          </w:p>
+        </w:tc>
+        <w:tc>
+          <w:tcPr>
+            <w:tcW w:type="pct" w:w="22%"/>
+            <w:tcBorders>
+              <w:top w:val="single" w:color="999999" w:sz="4"/>
+              <w:left w:val="single" w:color="999999" w:sz="4"/>
+              <w:bottom w:val="single" w:color="999999" w:sz="4"/>
+              <w:right w:val="single" w:color="999999" w:sz="4"/>
+            </w:tcBorders>
+            <w:shd w:fill="E8E8E8" w:val="clear"/>
+          </w:tcPr>
+          <w:p>
+            <w:r>
+              <w:rPr>
+                <w:b w:val="0"/>
+              </w:rPr>
+              <w:t>National Accreditation Board for Hospitals and Healthcare Providers</w:t>
+            </w:r>
+          </w:p>
+        </w:tc>
+      </w:tr>
+      <w:tr>
+        <w:tc>
+          <w:tcPr>
+            <w:tcW w:type="pct" w:w="22%"/>
+            <w:tcBorders>
+              <w:top w:val="single" w:color="999999" w:sz="4"/>
+              <w:left w:val="single" w:color="999999" w:sz="4"/>
+              <w:bottom w:val="single" w:color="999999" w:sz="4"/>
+              <w:right w:val="single" w:color="999999" w:sz="4"/>
+            </w:tcBorders>
+            <w:shd w:fill="E8E8E8" w:val="clear"/>
+          </w:tcPr>
+          <w:p>
+            <w:r>
+              <w:rPr>
+                <w:b w:val="0"/>
+              </w:rPr>
+              <w:t>NACO</w:t>
+            </w:r>
+          </w:p>
+        </w:tc>
+        <w:tc>
+          <w:tcPr>
+            <w:tcW w:type="pct" w:w="22%"/>
+            <w:tcBorders>
+              <w:top w:val="single" w:color="999999" w:sz="4"/>
+              <w:left w:val="single" w:color="999999" w:sz="4"/>
+              <w:bottom w:val="single" w:color="999999" w:sz="4"/>
+              <w:right w:val="single" w:color="999999" w:sz="4"/>
+            </w:tcBorders>
+            <w:shd w:fill="E8E8E8" w:val="clear"/>
+          </w:tcPr>
+          <w:p>
+            <w:r>
+              <w:rPr>
+                <w:b w:val="0"/>
+              </w:rPr>
+              <w:t>National AIDS Control Organisation</w:t>
+            </w:r>
+          </w:p>
+        </w:tc>
+      </w:tr>
+      <w:tr>
+        <w:tc>
+          <w:tcPr>
+            <w:tcW w:type="pct" w:w="22%"/>
+            <w:tcBorders>
+              <w:top w:val="single" w:color="999999" w:sz="4"/>
+              <w:left w:val="single" w:color="999999" w:sz="4"/>
+              <w:bottom w:val="single" w:color="999999" w:sz="4"/>
+              <w:right w:val="single" w:color="999999" w:sz="4"/>
+            </w:tcBorders>
+            <w:shd w:fill="E8E8E8" w:val="clear"/>
+          </w:tcPr>
+          <w:p>
+            <w:r>
+              <w:rPr>
+                <w:b w:val="0"/>
+              </w:rPr>
+              <w:t>OE</w:t>
+            </w:r>
+          </w:p>
+        </w:tc>
+        <w:tc>
+          <w:tcPr>
+            <w:tcW w:type="pct" w:w="22%"/>
+            <w:tcBorders>
+              <w:top w:val="single" w:color="999999" w:sz="4"/>
+              <w:left w:val="single" w:color="999999" w:sz="4"/>
+              <w:bottom w:val="single" w:color="999999" w:sz="4"/>
+              <w:right w:val="single" w:color="999999" w:sz="4"/>
+            </w:tcBorders>
+            <w:shd w:fill="E8E8E8" w:val="clear"/>
+          </w:tcPr>
+          <w:p>
+            <w:r>
+              <w:rPr>
+                <w:b w:val="0"/>
+              </w:rPr>
+              <w:t>objective element</w:t>
+            </w:r>
+          </w:p>
+        </w:tc>
+      </w:tr>
+      <w:tr>
+        <w:tc>
+          <w:tcPr>
+            <w:tcW w:type="pct" w:w="22%"/>
+            <w:tcBorders>
+              <w:top w:val="single" w:color="999999" w:sz="4"/>
+              <w:left w:val="single" w:color="999999" w:sz="4"/>
+              <w:bottom w:val="single" w:color="999999" w:sz="4"/>
+              <w:right w:val="single" w:color="999999" w:sz="4"/>
+            </w:tcBorders>
+            <w:shd w:fill="E8E8E8" w:val="clear"/>
+          </w:tcPr>
+          <w:p>
+            <w:r>
+              <w:rPr>
+                <w:b w:val="0"/>
+              </w:rPr>
+              <w:t>PEP</w:t>
+            </w:r>
+          </w:p>
+        </w:tc>
+        <w:tc>
+          <w:tcPr>
+            <w:tcW w:type="pct" w:w="22%"/>
+            <w:tcBorders>
+              <w:top w:val="single" w:color="999999" w:sz="4"/>
+              <w:left w:val="single" w:color="999999" w:sz="4"/>
+              <w:bottom w:val="single" w:color="999999" w:sz="4"/>
+              <w:right w:val="single" w:color="999999" w:sz="4"/>
+            </w:tcBorders>
+            <w:shd w:fill="E8E8E8" w:val="clear"/>
+          </w:tcPr>
+          <w:p>
+            <w:r>
+              <w:rPr>
+                <w:b w:val="0"/>
+              </w:rPr>
+              <w:t>post-exposure prophylaxis</w:t>
+            </w:r>
+          </w:p>
+        </w:tc>
+      </w:tr>
+      <w:tr>
+        <w:tc>
+          <w:tcPr>
+            <w:tcW w:type="pct" w:w="22%"/>
+            <w:tcBorders>
+              <w:top w:val="single" w:color="999999" w:sz="4"/>
+              <w:left w:val="single" w:color="999999" w:sz="4"/>
+              <w:bottom w:val="single" w:color="999999" w:sz="4"/>
+              <w:right w:val="single" w:color="999999" w:sz="4"/>
+            </w:tcBorders>
+            <w:shd w:fill="E8E8E8" w:val="clear"/>
+          </w:tcPr>
+          <w:p>
+            <w:r>
+              <w:rPr>
+                <w:b w:val="0"/>
+              </w:rPr>
+              <w:t>PPE</w:t>
+            </w:r>
+          </w:p>
+        </w:tc>
+        <w:tc>
+          <w:tcPr>
+            <w:tcW w:type="pct" w:w="22%"/>
+            <w:tcBorders>
+              <w:top w:val="single" w:color="999999" w:sz="4"/>
+              <w:left w:val="single" w:color="999999" w:sz="4"/>
+              <w:bottom w:val="single" w:color="999999" w:sz="4"/>
+              <w:right w:val="single" w:color="999999" w:sz="4"/>
+            </w:tcBorders>
+            <w:shd w:fill="E8E8E8" w:val="clear"/>
+          </w:tcPr>
+          <w:p>
+            <w:r>
+              <w:rPr>
+                <w:b w:val="0"/>
+              </w:rPr>
+              <w:t>personal protective equipment</w:t>
+            </w:r>
+          </w:p>
+        </w:tc>
+      </w:tr>
+      <w:tr>
+        <w:tc>
+          <w:tcPr>
+            <w:tcW w:type="pct" w:w="22%"/>
+            <w:tcBorders>
+              <w:top w:val="single" w:color="999999" w:sz="4"/>
+              <w:left w:val="single" w:color="999999" w:sz="4"/>
+              <w:bottom w:val="single" w:color="999999" w:sz="4"/>
+              <w:right w:val="single" w:color="999999" w:sz="4"/>
+            </w:tcBorders>
+            <w:shd w:fill="E8E8E8" w:val="clear"/>
+          </w:tcPr>
+          <w:p>
+            <w:r>
+              <w:rPr>
+                <w:b w:val="0"/>
+              </w:rPr>
+              <w:t>SHCO</w:t>
+            </w:r>
+          </w:p>
+        </w:tc>
+        <w:tc>
+          <w:tcPr>
+            <w:tcW w:type="pct" w:w="22%"/>
+            <w:tcBorders>
+              <w:top w:val="single" w:color="999999" w:sz="4"/>
+              <w:left w:val="single" w:color="999999" w:sz="4"/>
+              <w:bottom w:val="single" w:color="999999" w:sz="4"/>
+              <w:right w:val="single" w:color="999999" w:sz="4"/>
+            </w:tcBorders>
+            <w:shd w:fill="E8E8E8" w:val="clear"/>
+          </w:tcPr>
+          <w:p>
+            <w:r>
+              <w:rPr>
+                <w:b w:val="0"/>
+              </w:rPr>
+              <w:t>Standards for Small Healthcare Organisations</w:t>
+            </w:r>
+          </w:p>
+        </w:tc>
+      </w:tr>
+      <w:tr>
+        <w:tc>
+          <w:tcPr>
+            <w:tcW w:type="pct" w:w="22%"/>
+            <w:tcBorders>
+              <w:top w:val="single" w:color="999999" w:sz="4"/>
+              <w:left w:val="single" w:color="999999" w:sz="4"/>
+              <w:bottom w:val="single" w:color="999999" w:sz="4"/>
+              <w:right w:val="single" w:color="999999" w:sz="4"/>
+            </w:tcBorders>
+            <w:shd w:fill="E8E8E8" w:val="clear"/>
+          </w:tcPr>
+          <w:p>
+            <w:r>
+              <w:rPr>
+                <w:b w:val="0"/>
+              </w:rPr>
+              <w:t>SSI</w:t>
+            </w:r>
+          </w:p>
+        </w:tc>
+        <w:tc>
+          <w:tcPr>
+            <w:tcW w:type="pct" w:w="22%"/>
+            <w:tcBorders>
+              <w:top w:val="single" w:color="999999" w:sz="4"/>
+              <w:left w:val="single" w:color="999999" w:sz="4"/>
+              <w:bottom w:val="single" w:color="999999" w:sz="4"/>
+              <w:right w:val="single" w:color="999999" w:sz="4"/>
+            </w:tcBorders>
+            <w:shd w:fill="E8E8E8" w:val="clear"/>
+          </w:tcPr>
+          <w:p>
+            <w:r>
+              <w:rPr>
+                <w:b w:val="0"/>
+              </w:rPr>
+              <w:t>surgical site infection</w:t>
+            </w:r>
+          </w:p>
+        </w:tc>
+      </w:tr>
+      <w:tr>
+        <w:tc>
+          <w:tcPr>
+            <w:tcW w:type="pct" w:w="22%"/>
+            <w:tcBorders>
+              <w:top w:val="single" w:color="999999" w:sz="4"/>
+              <w:left w:val="single" w:color="999999" w:sz="4"/>
+              <w:bottom w:val="single" w:color="999999" w:sz="4"/>
+              <w:right w:val="single" w:color="999999" w:sz="4"/>
+            </w:tcBorders>
+            <w:shd w:fill="E8E8E8" w:val="clear"/>
+          </w:tcPr>
+          <w:p>
+            <w:r>
+              <w:rPr>
+                <w:b w:val="0"/>
+              </w:rPr>
+              <w:t>VAP</w:t>
+            </w:r>
+          </w:p>
+        </w:tc>
+        <w:tc>
+          <w:tcPr>
+            <w:tcW w:type="pct" w:w="22%"/>
+            <w:tcBorders>
+              <w:top w:val="single" w:color="999999" w:sz="4"/>
+              <w:left w:val="single" w:color="999999" w:sz="4"/>
+              <w:bottom w:val="single" w:color="999999" w:sz="4"/>
+              <w:right w:val="single" w:color="999999" w:sz="4"/>
+            </w:tcBorders>
+            <w:shd w:fill="E8E8E8" w:val="clear"/>
+          </w:tcPr>
+          <w:p>
+            <w:r>
+              <w:rPr>
+                <w:b w:val="0"/>
+              </w:rPr>
+              <w:t>ventilator-associated pneumonia</w:t>
+            </w:r>
+          </w:p>
+        </w:tc>
+      </w:tr>
+      <w:tr>
+        <w:tc>
+          <w:tcPr>
+            <w:tcW w:type="pct" w:w="22%"/>
+            <w:tcBorders>
+              <w:top w:val="single" w:color="999999" w:sz="4"/>
+              <w:left w:val="single" w:color="999999" w:sz="4"/>
+              <w:bottom w:val="single" w:color="999999" w:sz="4"/>
+              <w:right w:val="single" w:color="999999" w:sz="4"/>
+            </w:tcBorders>
+            <w:shd w:fill="E8E8E8" w:val="clear"/>
+          </w:tcPr>
+          <w:p>
+            <w:r>
+              <w:rPr>
+                <w:b w:val="0"/>
+              </w:rPr>
+              <w:t>WHO</w:t>
+            </w:r>
+          </w:p>
+        </w:tc>
+        <w:tc>
+          <w:tcPr>
+            <w:tcW w:type="pct" w:w="22%"/>
+            <w:tcBorders>
+              <w:top w:val="single" w:color="999999" w:sz="4"/>
+              <w:left w:val="single" w:color="999999" w:sz="4"/>
+              <w:bottom w:val="single" w:color="999999" w:sz="4"/>
+              <w:right w:val="single" w:color="999999" w:sz="4"/>
+            </w:tcBorders>
+            <w:shd w:fill="E8E8E8" w:val="clear"/>
+          </w:tcPr>
+          <w:p>
+            <w:r>
+              <w:rPr>
+                <w:b w:val="0"/>
+              </w:rPr>
+              <w:t>World Health Organization</w:t>
+            </w:r>
+          </w:p>
+        </w:tc>
+      </w:tr>
+    </w:tbl>
+    <w:p>
+      <w:pPr>
+        <w:pStyle w:val="Heading1"/>
+        <w:spacing w:after="120" w:before="280"/>
+      </w:pPr>
+      <w:r>
+        <w:t>12. Traceability to NABH SHCO 3rd Edition HIC.4</w:t>
+      </w:r>
+    </w:p>
+    <w:p>
+      <w:pPr>
+        <w:spacing w:after="120"/>
+      </w:pPr>
+      <w:r>
+        <w:rPr>
+          <w:i/>
+          <w:iCs/>
+          <w:sz w:val="20"/>
+          <w:szCs w:val="20"/>
+        </w:rPr>
+        <w:t xml:space="preserve">This table is an index. It is not how the policy is organised.</w:t>
+      </w:r>
+    </w:p>
     <w:tbl>
       <w:tblPr>
         <w:tblW w:type="pct" w:w="100%"/>
@@ -3771,952 +4717,6 @@
         </w:tc>
       </w:tr>
     </w:tbl>
-    <w:p>
-      <w:pPr>
-        <w:pStyle w:val="Heading1"/>
-        <w:spacing w:after="120" w:before="280"/>
-      </w:pPr>
-      <w:r>
-        <w:t>10. Distribution</w:t>
-      </w:r>
-    </w:p>
-    <w:p>
-      <w:pPr>
-        <w:spacing w:after="140"/>
-      </w:pPr>
-      <w:r>
-        <w:rPr>
-          <w:sz w:val="22"/>
-          <w:szCs w:val="22"/>
-        </w:rPr>
-        <w:t xml:space="preserve">Official master copy: office of the Medical Superintendent, «Hospital Name», with the Infection Control Officer and the Quality Coordinator.</w:t>
-      </w:r>
-    </w:p>
-    <w:p>
-      <w:pPr>
-        <w:spacing w:after="140"/>
-      </w:pPr>
-      <w:r>
-        <w:rPr>
-          <w:sz w:val="22"/>
-          <w:szCs w:val="22"/>
-        </w:rPr>
-        <w:t xml:space="preserve">Copies issued to: all clinical areas (OPD, IPD, emergency, OT, ICU where available), CSSD, nursing administration, pharmacy (PEP stock).</w:t>
-      </w:r>
-    </w:p>
-    <w:p>
-      <w:pPr>
-        <w:spacing w:after="140"/>
-      </w:pPr>
-      <w:r>
-        <w:rPr>
-          <w:sz w:val="22"/>
-          <w:szCs w:val="22"/>
-        </w:rPr>
-        <w:t xml:space="preserve">The current version is available to all staff at the «infection control manual / staff intranet».</w:t>
-      </w:r>
-    </w:p>
-    <w:p>
-      <w:pPr>
-        <w:spacing w:after="140"/>
-      </w:pPr>
-      <w:r>
-        <w:rPr>
-          <w:sz w:val="22"/>
-          <w:szCs w:val="22"/>
-        </w:rPr>
-        <w:t xml:space="preserve">When a new version is issued, take old copies out of use.</w:t>
-      </w:r>
-    </w:p>
-    <w:p>
-      <w:pPr>
-        <w:pStyle w:val="Heading1"/>
-        <w:spacing w:after="120" w:before="280"/>
-      </w:pPr>
-      <w:r>
-        <w:t>11. Abbreviations</w:t>
-      </w:r>
-    </w:p>
-    <w:tbl>
-      <w:tblPr>
-        <w:tblW w:type="pct" w:w="100%"/>
-        <w:tblBorders>
-          <w:top w:val="single" w:color="auto" w:sz="4"/>
-          <w:left w:val="single" w:color="auto" w:sz="4"/>
-          <w:bottom w:val="single" w:color="auto" w:sz="4"/>
-          <w:right w:val="single" w:color="auto" w:sz="4"/>
-          <w:insideH w:val="single" w:color="auto" w:sz="4"/>
-          <w:insideV w:val="single" w:color="auto" w:sz="4"/>
-        </w:tblBorders>
-      </w:tblPr>
-      <w:tblGrid>
-        <w:gridCol w:w="100"/>
-        <w:gridCol w:w="100"/>
-      </w:tblGrid>
-      <w:tr>
-        <w:tc>
-          <w:tcPr>
-            <w:tcW w:type="pct" w:w="22%"/>
-            <w:tcBorders>
-              <w:top w:val="single" w:color="999999" w:sz="4"/>
-              <w:left w:val="single" w:color="999999" w:sz="4"/>
-              <w:bottom w:val="single" w:color="999999" w:sz="4"/>
-              <w:right w:val="single" w:color="999999" w:sz="4"/>
-            </w:tcBorders>
-            <w:shd w:fill="E8E8E8" w:val="clear"/>
-          </w:tcPr>
-          <w:p>
-            <w:r>
-              <w:rPr>
-                <w:b/>
-              </w:rPr>
-              <w:t>Abbreviation</w:t>
-            </w:r>
-          </w:p>
-        </w:tc>
-        <w:tc>
-          <w:tcPr>
-            <w:tcW w:type="pct" w:w="22%"/>
-            <w:tcBorders>
-              <w:top w:val="single" w:color="999999" w:sz="4"/>
-              <w:left w:val="single" w:color="999999" w:sz="4"/>
-              <w:bottom w:val="single" w:color="999999" w:sz="4"/>
-              <w:right w:val="single" w:color="999999" w:sz="4"/>
-            </w:tcBorders>
-            <w:shd w:fill="E8E8E8" w:val="clear"/>
-          </w:tcPr>
-          <w:p>
-            <w:r>
-              <w:rPr>
-                <w:b/>
-              </w:rPr>
-              <w:t>Meaning</w:t>
-            </w:r>
-          </w:p>
-        </w:tc>
-      </w:tr>
-      <w:tr>
-        <w:tc>
-          <w:tcPr>
-            <w:tcW w:type="pct" w:w="22%"/>
-            <w:tcBorders>
-              <w:top w:val="single" w:color="999999" w:sz="4"/>
-              <w:left w:val="single" w:color="999999" w:sz="4"/>
-              <w:bottom w:val="single" w:color="999999" w:sz="4"/>
-              <w:right w:val="single" w:color="999999" w:sz="4"/>
-            </w:tcBorders>
-            <w:shd w:fill="E8E8E8" w:val="clear"/>
-          </w:tcPr>
-          <w:p>
-            <w:r>
-              <w:rPr>
-                <w:b w:val="0"/>
-              </w:rPr>
-              <w:t>CAUTI</w:t>
-            </w:r>
-          </w:p>
-        </w:tc>
-        <w:tc>
-          <w:tcPr>
-            <w:tcW w:type="pct" w:w="22%"/>
-            <w:tcBorders>
-              <w:top w:val="single" w:color="999999" w:sz="4"/>
-              <w:left w:val="single" w:color="999999" w:sz="4"/>
-              <w:bottom w:val="single" w:color="999999" w:sz="4"/>
-              <w:right w:val="single" w:color="999999" w:sz="4"/>
-            </w:tcBorders>
-            <w:shd w:fill="E8E8E8" w:val="clear"/>
-          </w:tcPr>
-          <w:p>
-            <w:r>
-              <w:rPr>
-                <w:b w:val="0"/>
-              </w:rPr>
-              <w:t>catheter-associated urinary tract infection</w:t>
-            </w:r>
-          </w:p>
-        </w:tc>
-      </w:tr>
-      <w:tr>
-        <w:tc>
-          <w:tcPr>
-            <w:tcW w:type="pct" w:w="22%"/>
-            <w:tcBorders>
-              <w:top w:val="single" w:color="999999" w:sz="4"/>
-              <w:left w:val="single" w:color="999999" w:sz="4"/>
-              <w:bottom w:val="single" w:color="999999" w:sz="4"/>
-              <w:right w:val="single" w:color="999999" w:sz="4"/>
-            </w:tcBorders>
-            <w:shd w:fill="E8E8E8" w:val="clear"/>
-          </w:tcPr>
-          <w:p>
-            <w:r>
-              <w:rPr>
-                <w:b w:val="0"/>
-              </w:rPr>
-              <w:t>CAPA</w:t>
-            </w:r>
-          </w:p>
-        </w:tc>
-        <w:tc>
-          <w:tcPr>
-            <w:tcW w:type="pct" w:w="22%"/>
-            <w:tcBorders>
-              <w:top w:val="single" w:color="999999" w:sz="4"/>
-              <w:left w:val="single" w:color="999999" w:sz="4"/>
-              <w:bottom w:val="single" w:color="999999" w:sz="4"/>
-              <w:right w:val="single" w:color="999999" w:sz="4"/>
-            </w:tcBorders>
-            <w:shd w:fill="E8E8E8" w:val="clear"/>
-          </w:tcPr>
-          <w:p>
-            <w:r>
-              <w:rPr>
-                <w:b w:val="0"/>
-              </w:rPr>
-              <w:t>corrective and preventive action</w:t>
-            </w:r>
-          </w:p>
-        </w:tc>
-      </w:tr>
-      <w:tr>
-        <w:tc>
-          <w:tcPr>
-            <w:tcW w:type="pct" w:w="22%"/>
-            <w:tcBorders>
-              <w:top w:val="single" w:color="999999" w:sz="4"/>
-              <w:left w:val="single" w:color="999999" w:sz="4"/>
-              <w:bottom w:val="single" w:color="999999" w:sz="4"/>
-              <w:right w:val="single" w:color="999999" w:sz="4"/>
-            </w:tcBorders>
-            <w:shd w:fill="E8E8E8" w:val="clear"/>
-          </w:tcPr>
-          <w:p>
-            <w:r>
-              <w:rPr>
-                <w:b w:val="0"/>
-              </w:rPr>
-              <w:t>CLABSI</w:t>
-            </w:r>
-          </w:p>
-        </w:tc>
-        <w:tc>
-          <w:tcPr>
-            <w:tcW w:type="pct" w:w="22%"/>
-            <w:tcBorders>
-              <w:top w:val="single" w:color="999999" w:sz="4"/>
-              <w:left w:val="single" w:color="999999" w:sz="4"/>
-              <w:bottom w:val="single" w:color="999999" w:sz="4"/>
-              <w:right w:val="single" w:color="999999" w:sz="4"/>
-            </w:tcBorders>
-            <w:shd w:fill="E8E8E8" w:val="clear"/>
-          </w:tcPr>
-          <w:p>
-            <w:r>
-              <w:rPr>
-                <w:b w:val="0"/>
-              </w:rPr>
-              <w:t>central-line-associated blood stream infection</w:t>
-            </w:r>
-          </w:p>
-        </w:tc>
-      </w:tr>
-      <w:tr>
-        <w:tc>
-          <w:tcPr>
-            <w:tcW w:type="pct" w:w="22%"/>
-            <w:tcBorders>
-              <w:top w:val="single" w:color="999999" w:sz="4"/>
-              <w:left w:val="single" w:color="999999" w:sz="4"/>
-              <w:bottom w:val="single" w:color="999999" w:sz="4"/>
-              <w:right w:val="single" w:color="999999" w:sz="4"/>
-            </w:tcBorders>
-            <w:shd w:fill="E8E8E8" w:val="clear"/>
-          </w:tcPr>
-          <w:p>
-            <w:r>
-              <w:rPr>
-                <w:b w:val="0"/>
-              </w:rPr>
-              <w:t>HAI</w:t>
-            </w:r>
-          </w:p>
-        </w:tc>
-        <w:tc>
-          <w:tcPr>
-            <w:tcW w:type="pct" w:w="22%"/>
-            <w:tcBorders>
-              <w:top w:val="single" w:color="999999" w:sz="4"/>
-              <w:left w:val="single" w:color="999999" w:sz="4"/>
-              <w:bottom w:val="single" w:color="999999" w:sz="4"/>
-              <w:right w:val="single" w:color="999999" w:sz="4"/>
-            </w:tcBorders>
-            <w:shd w:fill="E8E8E8" w:val="clear"/>
-          </w:tcPr>
-          <w:p>
-            <w:r>
-              <w:rPr>
-                <w:b w:val="0"/>
-              </w:rPr>
-              <w:t>healthcare-associated infection</w:t>
-            </w:r>
-          </w:p>
-        </w:tc>
-      </w:tr>
-      <w:tr>
-        <w:tc>
-          <w:tcPr>
-            <w:tcW w:type="pct" w:w="22%"/>
-            <w:tcBorders>
-              <w:top w:val="single" w:color="999999" w:sz="4"/>
-              <w:left w:val="single" w:color="999999" w:sz="4"/>
-              <w:bottom w:val="single" w:color="999999" w:sz="4"/>
-              <w:right w:val="single" w:color="999999" w:sz="4"/>
-            </w:tcBorders>
-            <w:shd w:fill="E8E8E8" w:val="clear"/>
-          </w:tcPr>
-          <w:p>
-            <w:r>
-              <w:rPr>
-                <w:b w:val="0"/>
-              </w:rPr>
-              <w:t>HBV</w:t>
-            </w:r>
-          </w:p>
-        </w:tc>
-        <w:tc>
-          <w:tcPr>
-            <w:tcW w:type="pct" w:w="22%"/>
-            <w:tcBorders>
-              <w:top w:val="single" w:color="999999" w:sz="4"/>
-              <w:left w:val="single" w:color="999999" w:sz="4"/>
-              <w:bottom w:val="single" w:color="999999" w:sz="4"/>
-              <w:right w:val="single" w:color="999999" w:sz="4"/>
-            </w:tcBorders>
-            <w:shd w:fill="E8E8E8" w:val="clear"/>
-          </w:tcPr>
-          <w:p>
-            <w:r>
-              <w:rPr>
-                <w:b w:val="0"/>
-              </w:rPr>
-              <w:t>hepatitis B virus</w:t>
-            </w:r>
-          </w:p>
-        </w:tc>
-      </w:tr>
-      <w:tr>
-        <w:tc>
-          <w:tcPr>
-            <w:tcW w:type="pct" w:w="22%"/>
-            <w:tcBorders>
-              <w:top w:val="single" w:color="999999" w:sz="4"/>
-              <w:left w:val="single" w:color="999999" w:sz="4"/>
-              <w:bottom w:val="single" w:color="999999" w:sz="4"/>
-              <w:right w:val="single" w:color="999999" w:sz="4"/>
-            </w:tcBorders>
-            <w:shd w:fill="E8E8E8" w:val="clear"/>
-          </w:tcPr>
-          <w:p>
-            <w:r>
-              <w:rPr>
-                <w:b w:val="0"/>
-              </w:rPr>
-              <w:t>HCV</w:t>
-            </w:r>
-          </w:p>
-        </w:tc>
-        <w:tc>
-          <w:tcPr>
-            <w:tcW w:type="pct" w:w="22%"/>
-            <w:tcBorders>
-              <w:top w:val="single" w:color="999999" w:sz="4"/>
-              <w:left w:val="single" w:color="999999" w:sz="4"/>
-              <w:bottom w:val="single" w:color="999999" w:sz="4"/>
-              <w:right w:val="single" w:color="999999" w:sz="4"/>
-            </w:tcBorders>
-            <w:shd w:fill="E8E8E8" w:val="clear"/>
-          </w:tcPr>
-          <w:p>
-            <w:r>
-              <w:rPr>
-                <w:b w:val="0"/>
-              </w:rPr>
-              <w:t>hepatitis C virus</w:t>
-            </w:r>
-          </w:p>
-        </w:tc>
-      </w:tr>
-      <w:tr>
-        <w:tc>
-          <w:tcPr>
-            <w:tcW w:type="pct" w:w="22%"/>
-            <w:tcBorders>
-              <w:top w:val="single" w:color="999999" w:sz="4"/>
-              <w:left w:val="single" w:color="999999" w:sz="4"/>
-              <w:bottom w:val="single" w:color="999999" w:sz="4"/>
-              <w:right w:val="single" w:color="999999" w:sz="4"/>
-            </w:tcBorders>
-            <w:shd w:fill="E8E8E8" w:val="clear"/>
-          </w:tcPr>
-          <w:p>
-            <w:r>
-              <w:rPr>
-                <w:b w:val="0"/>
-              </w:rPr>
-              <w:t>HIC</w:t>
-            </w:r>
-          </w:p>
-        </w:tc>
-        <w:tc>
-          <w:tcPr>
-            <w:tcW w:type="pct" w:w="22%"/>
-            <w:tcBorders>
-              <w:top w:val="single" w:color="999999" w:sz="4"/>
-              <w:left w:val="single" w:color="999999" w:sz="4"/>
-              <w:bottom w:val="single" w:color="999999" w:sz="4"/>
-              <w:right w:val="single" w:color="999999" w:sz="4"/>
-            </w:tcBorders>
-            <w:shd w:fill="E8E8E8" w:val="clear"/>
-          </w:tcPr>
-          <w:p>
-            <w:r>
-              <w:rPr>
-                <w:b w:val="0"/>
-              </w:rPr>
-              <w:t>Hospital Infection Prevention and Control (NABH SHCO chapter)</w:t>
-            </w:r>
-          </w:p>
-        </w:tc>
-      </w:tr>
-      <w:tr>
-        <w:tc>
-          <w:tcPr>
-            <w:tcW w:type="pct" w:w="22%"/>
-            <w:tcBorders>
-              <w:top w:val="single" w:color="999999" w:sz="4"/>
-              <w:left w:val="single" w:color="999999" w:sz="4"/>
-              <w:bottom w:val="single" w:color="999999" w:sz="4"/>
-              <w:right w:val="single" w:color="999999" w:sz="4"/>
-            </w:tcBorders>
-            <w:shd w:fill="E8E8E8" w:val="clear"/>
-          </w:tcPr>
-          <w:p>
-            <w:r>
-              <w:rPr>
-                <w:b w:val="0"/>
-              </w:rPr>
-              <w:t>HIV</w:t>
-            </w:r>
-          </w:p>
-        </w:tc>
-        <w:tc>
-          <w:tcPr>
-            <w:tcW w:type="pct" w:w="22%"/>
-            <w:tcBorders>
-              <w:top w:val="single" w:color="999999" w:sz="4"/>
-              <w:left w:val="single" w:color="999999" w:sz="4"/>
-              <w:bottom w:val="single" w:color="999999" w:sz="4"/>
-              <w:right w:val="single" w:color="999999" w:sz="4"/>
-            </w:tcBorders>
-            <w:shd w:fill="E8E8E8" w:val="clear"/>
-          </w:tcPr>
-          <w:p>
-            <w:r>
-              <w:rPr>
-                <w:b w:val="0"/>
-              </w:rPr>
-              <w:t>human immunodeficiency virus</w:t>
-            </w:r>
-          </w:p>
-        </w:tc>
-      </w:tr>
-      <w:tr>
-        <w:tc>
-          <w:tcPr>
-            <w:tcW w:type="pct" w:w="22%"/>
-            <w:tcBorders>
-              <w:top w:val="single" w:color="999999" w:sz="4"/>
-              <w:left w:val="single" w:color="999999" w:sz="4"/>
-              <w:bottom w:val="single" w:color="999999" w:sz="4"/>
-              <w:right w:val="single" w:color="999999" w:sz="4"/>
-            </w:tcBorders>
-            <w:shd w:fill="E8E8E8" w:val="clear"/>
-          </w:tcPr>
-          <w:p>
-            <w:r>
-              <w:rPr>
-                <w:b w:val="0"/>
-              </w:rPr>
-              <w:t>HRM</w:t>
-            </w:r>
-          </w:p>
-        </w:tc>
-        <w:tc>
-          <w:tcPr>
-            <w:tcW w:type="pct" w:w="22%"/>
-            <w:tcBorders>
-              <w:top w:val="single" w:color="999999" w:sz="4"/>
-              <w:left w:val="single" w:color="999999" w:sz="4"/>
-              <w:bottom w:val="single" w:color="999999" w:sz="4"/>
-              <w:right w:val="single" w:color="999999" w:sz="4"/>
-            </w:tcBorders>
-            <w:shd w:fill="E8E8E8" w:val="clear"/>
-          </w:tcPr>
-          <w:p>
-            <w:r>
-              <w:rPr>
-                <w:b w:val="0"/>
-              </w:rPr>
-              <w:t>Human Resource Management (NABH SHCO chapter; not yet built)</w:t>
-            </w:r>
-          </w:p>
-        </w:tc>
-      </w:tr>
-      <w:tr>
-        <w:tc>
-          <w:tcPr>
-            <w:tcW w:type="pct" w:w="22%"/>
-            <w:tcBorders>
-              <w:top w:val="single" w:color="999999" w:sz="4"/>
-              <w:left w:val="single" w:color="999999" w:sz="4"/>
-              <w:bottom w:val="single" w:color="999999" w:sz="4"/>
-              <w:right w:val="single" w:color="999999" w:sz="4"/>
-            </w:tcBorders>
-            <w:shd w:fill="E8E8E8" w:val="clear"/>
-          </w:tcPr>
-          <w:p>
-            <w:r>
-              <w:rPr>
-                <w:b w:val="0"/>
-              </w:rPr>
-              <w:t>IVAC</w:t>
-            </w:r>
-          </w:p>
-        </w:tc>
-        <w:tc>
-          <w:tcPr>
-            <w:tcW w:type="pct" w:w="22%"/>
-            <w:tcBorders>
-              <w:top w:val="single" w:color="999999" w:sz="4"/>
-              <w:left w:val="single" w:color="999999" w:sz="4"/>
-              <w:bottom w:val="single" w:color="999999" w:sz="4"/>
-              <w:right w:val="single" w:color="999999" w:sz="4"/>
-            </w:tcBorders>
-            <w:shd w:fill="E8E8E8" w:val="clear"/>
-          </w:tcPr>
-          <w:p>
-            <w:r>
-              <w:rPr>
-                <w:b w:val="0"/>
-              </w:rPr>
-              <w:t>infection-related ventilator-associated complication</w:t>
-            </w:r>
-          </w:p>
-        </w:tc>
-      </w:tr>
-      <w:tr>
-        <w:tc>
-          <w:tcPr>
-            <w:tcW w:type="pct" w:w="22%"/>
-            <w:tcBorders>
-              <w:top w:val="single" w:color="999999" w:sz="4"/>
-              <w:left w:val="single" w:color="999999" w:sz="4"/>
-              <w:bottom w:val="single" w:color="999999" w:sz="4"/>
-              <w:right w:val="single" w:color="999999" w:sz="4"/>
-            </w:tcBorders>
-            <w:shd w:fill="E8E8E8" w:val="clear"/>
-          </w:tcPr>
-          <w:p>
-            <w:r>
-              <w:rPr>
-                <w:b w:val="0"/>
-              </w:rPr>
-              <w:t>NABH</w:t>
-            </w:r>
-          </w:p>
-        </w:tc>
-        <w:tc>
-          <w:tcPr>
-            <w:tcW w:type="pct" w:w="22%"/>
-            <w:tcBorders>
-              <w:top w:val="single" w:color="999999" w:sz="4"/>
-              <w:left w:val="single" w:color="999999" w:sz="4"/>
-              <w:bottom w:val="single" w:color="999999" w:sz="4"/>
-              <w:right w:val="single" w:color="999999" w:sz="4"/>
-            </w:tcBorders>
-            <w:shd w:fill="E8E8E8" w:val="clear"/>
-          </w:tcPr>
-          <w:p>
-            <w:r>
-              <w:rPr>
-                <w:b w:val="0"/>
-              </w:rPr>
-              <w:t>National Accreditation Board for Hospitals and Healthcare Providers</w:t>
-            </w:r>
-          </w:p>
-        </w:tc>
-      </w:tr>
-      <w:tr>
-        <w:tc>
-          <w:tcPr>
-            <w:tcW w:type="pct" w:w="22%"/>
-            <w:tcBorders>
-              <w:top w:val="single" w:color="999999" w:sz="4"/>
-              <w:left w:val="single" w:color="999999" w:sz="4"/>
-              <w:bottom w:val="single" w:color="999999" w:sz="4"/>
-              <w:right w:val="single" w:color="999999" w:sz="4"/>
-            </w:tcBorders>
-            <w:shd w:fill="E8E8E8" w:val="clear"/>
-          </w:tcPr>
-          <w:p>
-            <w:r>
-              <w:rPr>
-                <w:b w:val="0"/>
-              </w:rPr>
-              <w:t>NACO</w:t>
-            </w:r>
-          </w:p>
-        </w:tc>
-        <w:tc>
-          <w:tcPr>
-            <w:tcW w:type="pct" w:w="22%"/>
-            <w:tcBorders>
-              <w:top w:val="single" w:color="999999" w:sz="4"/>
-              <w:left w:val="single" w:color="999999" w:sz="4"/>
-              <w:bottom w:val="single" w:color="999999" w:sz="4"/>
-              <w:right w:val="single" w:color="999999" w:sz="4"/>
-            </w:tcBorders>
-            <w:shd w:fill="E8E8E8" w:val="clear"/>
-          </w:tcPr>
-          <w:p>
-            <w:r>
-              <w:rPr>
-                <w:b w:val="0"/>
-              </w:rPr>
-              <w:t>National AIDS Control Organisation</w:t>
-            </w:r>
-          </w:p>
-        </w:tc>
-      </w:tr>
-      <w:tr>
-        <w:tc>
-          <w:tcPr>
-            <w:tcW w:type="pct" w:w="22%"/>
-            <w:tcBorders>
-              <w:top w:val="single" w:color="999999" w:sz="4"/>
-              <w:left w:val="single" w:color="999999" w:sz="4"/>
-              <w:bottom w:val="single" w:color="999999" w:sz="4"/>
-              <w:right w:val="single" w:color="999999" w:sz="4"/>
-            </w:tcBorders>
-            <w:shd w:fill="E8E8E8" w:val="clear"/>
-          </w:tcPr>
-          <w:p>
-            <w:r>
-              <w:rPr>
-                <w:b w:val="0"/>
-              </w:rPr>
-              <w:t>OE</w:t>
-            </w:r>
-          </w:p>
-        </w:tc>
-        <w:tc>
-          <w:tcPr>
-            <w:tcW w:type="pct" w:w="22%"/>
-            <w:tcBorders>
-              <w:top w:val="single" w:color="999999" w:sz="4"/>
-              <w:left w:val="single" w:color="999999" w:sz="4"/>
-              <w:bottom w:val="single" w:color="999999" w:sz="4"/>
-              <w:right w:val="single" w:color="999999" w:sz="4"/>
-            </w:tcBorders>
-            <w:shd w:fill="E8E8E8" w:val="clear"/>
-          </w:tcPr>
-          <w:p>
-            <w:r>
-              <w:rPr>
-                <w:b w:val="0"/>
-              </w:rPr>
-              <w:t>objective element</w:t>
-            </w:r>
-          </w:p>
-        </w:tc>
-      </w:tr>
-      <w:tr>
-        <w:tc>
-          <w:tcPr>
-            <w:tcW w:type="pct" w:w="22%"/>
-            <w:tcBorders>
-              <w:top w:val="single" w:color="999999" w:sz="4"/>
-              <w:left w:val="single" w:color="999999" w:sz="4"/>
-              <w:bottom w:val="single" w:color="999999" w:sz="4"/>
-              <w:right w:val="single" w:color="999999" w:sz="4"/>
-            </w:tcBorders>
-            <w:shd w:fill="E8E8E8" w:val="clear"/>
-          </w:tcPr>
-          <w:p>
-            <w:r>
-              <w:rPr>
-                <w:b w:val="0"/>
-              </w:rPr>
-              <w:t>PEP</w:t>
-            </w:r>
-          </w:p>
-        </w:tc>
-        <w:tc>
-          <w:tcPr>
-            <w:tcW w:type="pct" w:w="22%"/>
-            <w:tcBorders>
-              <w:top w:val="single" w:color="999999" w:sz="4"/>
-              <w:left w:val="single" w:color="999999" w:sz="4"/>
-              <w:bottom w:val="single" w:color="999999" w:sz="4"/>
-              <w:right w:val="single" w:color="999999" w:sz="4"/>
-            </w:tcBorders>
-            <w:shd w:fill="E8E8E8" w:val="clear"/>
-          </w:tcPr>
-          <w:p>
-            <w:r>
-              <w:rPr>
-                <w:b w:val="0"/>
-              </w:rPr>
-              <w:t>post-exposure prophylaxis</w:t>
-            </w:r>
-          </w:p>
-        </w:tc>
-      </w:tr>
-      <w:tr>
-        <w:tc>
-          <w:tcPr>
-            <w:tcW w:type="pct" w:w="22%"/>
-            <w:tcBorders>
-              <w:top w:val="single" w:color="999999" w:sz="4"/>
-              <w:left w:val="single" w:color="999999" w:sz="4"/>
-              <w:bottom w:val="single" w:color="999999" w:sz="4"/>
-              <w:right w:val="single" w:color="999999" w:sz="4"/>
-            </w:tcBorders>
-            <w:shd w:fill="E8E8E8" w:val="clear"/>
-          </w:tcPr>
-          <w:p>
-            <w:r>
-              <w:rPr>
-                <w:b w:val="0"/>
-              </w:rPr>
-              <w:t>PPE</w:t>
-            </w:r>
-          </w:p>
-        </w:tc>
-        <w:tc>
-          <w:tcPr>
-            <w:tcW w:type="pct" w:w="22%"/>
-            <w:tcBorders>
-              <w:top w:val="single" w:color="999999" w:sz="4"/>
-              <w:left w:val="single" w:color="999999" w:sz="4"/>
-              <w:bottom w:val="single" w:color="999999" w:sz="4"/>
-              <w:right w:val="single" w:color="999999" w:sz="4"/>
-            </w:tcBorders>
-            <w:shd w:fill="E8E8E8" w:val="clear"/>
-          </w:tcPr>
-          <w:p>
-            <w:r>
-              <w:rPr>
-                <w:b w:val="0"/>
-              </w:rPr>
-              <w:t>personal protective equipment</w:t>
-            </w:r>
-          </w:p>
-        </w:tc>
-      </w:tr>
-      <w:tr>
-        <w:tc>
-          <w:tcPr>
-            <w:tcW w:type="pct" w:w="22%"/>
-            <w:tcBorders>
-              <w:top w:val="single" w:color="999999" w:sz="4"/>
-              <w:left w:val="single" w:color="999999" w:sz="4"/>
-              <w:bottom w:val="single" w:color="999999" w:sz="4"/>
-              <w:right w:val="single" w:color="999999" w:sz="4"/>
-            </w:tcBorders>
-            <w:shd w:fill="E8E8E8" w:val="clear"/>
-          </w:tcPr>
-          <w:p>
-            <w:r>
-              <w:rPr>
-                <w:b w:val="0"/>
-              </w:rPr>
-              <w:t>SHCO</w:t>
-            </w:r>
-          </w:p>
-        </w:tc>
-        <w:tc>
-          <w:tcPr>
-            <w:tcW w:type="pct" w:w="22%"/>
-            <w:tcBorders>
-              <w:top w:val="single" w:color="999999" w:sz="4"/>
-              <w:left w:val="single" w:color="999999" w:sz="4"/>
-              <w:bottom w:val="single" w:color="999999" w:sz="4"/>
-              <w:right w:val="single" w:color="999999" w:sz="4"/>
-            </w:tcBorders>
-            <w:shd w:fill="E8E8E8" w:val="clear"/>
-          </w:tcPr>
-          <w:p>
-            <w:r>
-              <w:rPr>
-                <w:b w:val="0"/>
-              </w:rPr>
-              <w:t>Standards for Small Healthcare Organisations</w:t>
-            </w:r>
-          </w:p>
-        </w:tc>
-      </w:tr>
-      <w:tr>
-        <w:tc>
-          <w:tcPr>
-            <w:tcW w:type="pct" w:w="22%"/>
-            <w:tcBorders>
-              <w:top w:val="single" w:color="999999" w:sz="4"/>
-              <w:left w:val="single" w:color="999999" w:sz="4"/>
-              <w:bottom w:val="single" w:color="999999" w:sz="4"/>
-              <w:right w:val="single" w:color="999999" w:sz="4"/>
-            </w:tcBorders>
-            <w:shd w:fill="E8E8E8" w:val="clear"/>
-          </w:tcPr>
-          <w:p>
-            <w:r>
-              <w:rPr>
-                <w:b w:val="0"/>
-              </w:rPr>
-              <w:t>SSI</w:t>
-            </w:r>
-          </w:p>
-        </w:tc>
-        <w:tc>
-          <w:tcPr>
-            <w:tcW w:type="pct" w:w="22%"/>
-            <w:tcBorders>
-              <w:top w:val="single" w:color="999999" w:sz="4"/>
-              <w:left w:val="single" w:color="999999" w:sz="4"/>
-              <w:bottom w:val="single" w:color="999999" w:sz="4"/>
-              <w:right w:val="single" w:color="999999" w:sz="4"/>
-            </w:tcBorders>
-            <w:shd w:fill="E8E8E8" w:val="clear"/>
-          </w:tcPr>
-          <w:p>
-            <w:r>
-              <w:rPr>
-                <w:b w:val="0"/>
-              </w:rPr>
-              <w:t>surgical site infection</w:t>
-            </w:r>
-          </w:p>
-        </w:tc>
-      </w:tr>
-      <w:tr>
-        <w:tc>
-          <w:tcPr>
-            <w:tcW w:type="pct" w:w="22%"/>
-            <w:tcBorders>
-              <w:top w:val="single" w:color="999999" w:sz="4"/>
-              <w:left w:val="single" w:color="999999" w:sz="4"/>
-              <w:bottom w:val="single" w:color="999999" w:sz="4"/>
-              <w:right w:val="single" w:color="999999" w:sz="4"/>
-            </w:tcBorders>
-            <w:shd w:fill="E8E8E8" w:val="clear"/>
-          </w:tcPr>
-          <w:p>
-            <w:r>
-              <w:rPr>
-                <w:b w:val="0"/>
-              </w:rPr>
-              <w:t>VAP</w:t>
-            </w:r>
-          </w:p>
-        </w:tc>
-        <w:tc>
-          <w:tcPr>
-            <w:tcW w:type="pct" w:w="22%"/>
-            <w:tcBorders>
-              <w:top w:val="single" w:color="999999" w:sz="4"/>
-              <w:left w:val="single" w:color="999999" w:sz="4"/>
-              <w:bottom w:val="single" w:color="999999" w:sz="4"/>
-              <w:right w:val="single" w:color="999999" w:sz="4"/>
-            </w:tcBorders>
-            <w:shd w:fill="E8E8E8" w:val="clear"/>
-          </w:tcPr>
-          <w:p>
-            <w:r>
-              <w:rPr>
-                <w:b w:val="0"/>
-              </w:rPr>
-              <w:t>ventilator-associated pneumonia</w:t>
-            </w:r>
-          </w:p>
-        </w:tc>
-      </w:tr>
-      <w:tr>
-        <w:tc>
-          <w:tcPr>
-            <w:tcW w:type="pct" w:w="22%"/>
-            <w:tcBorders>
-              <w:top w:val="single" w:color="999999" w:sz="4"/>
-              <w:left w:val="single" w:color="999999" w:sz="4"/>
-              <w:bottom w:val="single" w:color="999999" w:sz="4"/>
-              <w:right w:val="single" w:color="999999" w:sz="4"/>
-            </w:tcBorders>
-            <w:shd w:fill="E8E8E8" w:val="clear"/>
-          </w:tcPr>
-          <w:p>
-            <w:r>
-              <w:rPr>
-                <w:b w:val="0"/>
-              </w:rPr>
-              <w:t>WHO</w:t>
-            </w:r>
-          </w:p>
-        </w:tc>
-        <w:tc>
-          <w:tcPr>
-            <w:tcW w:type="pct" w:w="22%"/>
-            <w:tcBorders>
-              <w:top w:val="single" w:color="999999" w:sz="4"/>
-              <w:left w:val="single" w:color="999999" w:sz="4"/>
-              <w:bottom w:val="single" w:color="999999" w:sz="4"/>
-              <w:right w:val="single" w:color="999999" w:sz="4"/>
-            </w:tcBorders>
-            <w:shd w:fill="E8E8E8" w:val="clear"/>
-          </w:tcPr>
-          <w:p>
-            <w:r>
-              <w:rPr>
-                <w:b w:val="0"/>
-              </w:rPr>
-              <w:t>World Health Organization</w:t>
-            </w:r>
-          </w:p>
-        </w:tc>
-      </w:tr>
-    </w:tbl>
-    <w:p>
-      <w:pPr>
-        <w:pStyle w:val="Heading1"/>
-        <w:spacing w:after="120" w:before="280"/>
-      </w:pPr>
-      <w:r>
-        <w:t>12. Traceability to NABH SHCO 3rd Edition HIC.4</w:t>
-      </w:r>
-    </w:p>
-    <w:p>
-      <w:pPr>
-        <w:spacing w:after="120"/>
-      </w:pPr>
-      <w:r>
-        <w:rPr>
-          <w:i/>
-          <w:iCs/>
-          <w:sz w:val="20"/>
-          <w:szCs w:val="20"/>
-        </w:rPr>
-        <w:t xml:space="preserve">This table is an index. It is not how the policy is organised.</w:t>
-      </w:r>
-    </w:p>
     <w:p>
       <w:pPr>
         <w:pStyle w:val="Heading1"/>

--- a/policies/build/masters/HIC.4_v2_master.docx
+++ b/policies/build/masters/HIC.4_v2_master.docx
@@ -689,7 +689,7 @@
           <w:sz w:val="22"/>
           <w:szCs w:val="22"/>
         </w:rPr>
-        <w:t xml:space="preserve">Boundaries: infection-control occupational response (needlestick, sharps, splash) is owned here; general staff health programmes stay with HRM (not yet built). HIC.5 owns surveillance data that feeds these prevention bundles.</w:t>
+        <w:t>Infection-control occupational response (needlestick, sharps, splash) is covered here; general staff health programmes are handled under the human-resources policy (not yet built).</w:t>
       </w:r>
     </w:p>
     <w:p>
@@ -722,7 +722,7 @@
           <w:sz w:val="22"/>
           <w:szCs w:val="22"/>
         </w:rPr>
-        <w:t xml:space="preserve">It covers the six elements HIC.4.a–f name: CAUTI prevention, IVAC/VAP prevention, CLABSI prevention, SSI prevention, occupational health/safety practices, and PEP.</w:t>
+        <w:t>It covers six elements: CAUTI prevention, IVAC/VAP prevention, CLABSI prevention, SSI prevention, occupational health/safety practices, and PEP.</w:t>
       </w:r>
     </w:p>
     <w:p>
@@ -992,7 +992,7 @@
           <w:sz w:val="22"/>
           <w:szCs w:val="22"/>
         </w:rPr>
-        <w:t xml:space="preserve">The Infection Control Nurse monitors CAUTI rates (data from HIC.5) and provides unit-level feedback «monthly».</w:t>
+        <w:t>The Infection Control Nurse monitors CAUTI rates (from the infection-surveillance records) and provides unit-level feedback «monthly».</w:t>
       </w:r>
     </w:p>
     <w:p>
@@ -1279,7 +1279,7 @@
           <w:sz w:val="22"/>
           <w:szCs w:val="22"/>
         </w:rPr>
-        <w:t xml:space="preserve">Where «Hospital Name» does not insert central lines, this is a recorded absence against the service directory. Peripheral IV care follows aseptic insertion and maintenance bundles (HIC.2.d).</w:t>
+        <w:t>Where «Hospital Name» does not insert central lines, this is a recorded absence against the service directory. Peripheral IV care follows aseptic insertion and maintenance bundles.</w:t>
       </w:r>
     </w:p>
     <w:p>
@@ -1334,7 +1334,7 @@
           <w:sz w:val="22"/>
           <w:szCs w:val="22"/>
         </w:rPr>
-        <w:t xml:space="preserve">Appropriate antibiotic prophylaxis administered within «60 minutes» before incision (per antimicrobial policy HIC.2.e).</w:t>
+        <w:t>Appropriate antibiotic prophylaxis administered within «60 minutes» before incision (per the antimicrobial-stewardship policy).</w:t>
       </w:r>
     </w:p>
     <w:p>
@@ -1453,7 +1453,7 @@
           <w:sz w:val="22"/>
           <w:szCs w:val="22"/>
         </w:rPr>
-        <w:t xml:space="preserve">Sterile technique throughout; instrument sterility per HIC.6.</w:t>
+        <w:t>Sterile technique throughout; instrument sterility per the relevant policy.</w:t>
       </w:r>
     </w:p>
     <w:p>
@@ -1559,7 +1559,7 @@
           <w:sz w:val="22"/>
           <w:szCs w:val="22"/>
         </w:rPr>
-        <w:t xml:space="preserve">Standard precautions and PPE use as per HIC.2.a.</w:t>
+        <w:t>Standard precautions and PPE use as per the relevant policy.</w:t>
       </w:r>
     </w:p>
     <w:p>

--- a/policies/build/masters/HIC.4_v2_master.docx
+++ b/policies/build/masters/HIC.4_v2_master.docx
@@ -5242,8 +5242,23 @@
           <w:sz w:val="22"/>
           <w:szCs w:val="22"/>
         </w:rPr>
-        <w:t xml:space="preserve">National Accreditation Board for Hospitals and Healthcare Providers (NABH), Standards for Small Healthcare Organisations, 3rd Edition — HIC chapter, standard HIC.4.</w:t>
-      </w:r>
+      </w:r>
+      <w:r>
+        <w:rPr>
+          <w:sz w:val="22"/>
+        </w:rPr>
+        <w:t xml:space="preserve">National Accreditation Board for Hospitals &amp; Healthcare Providers. (2022). Standards for small healthcare organisations (3rd ed.) — Hospital Infection Prevention and Control chapter, standard HIC.4. </w:t>
+      </w:r>
+      <w:hyperlink r:id="rId9">
+        <w:r>
+          <w:rPr>
+            <w:rStyle w:val="Hyperlink"/>
+            <w:sz w:val="22"/>
+            <w:szCs w:val="22"/>
+          </w:rPr>
+          <w:t>https://nabh.co/programmes/small-healthcare-organisation-shco-accreditation-programme/</w:t>
+        </w:r>
+      </w:hyperlink>
     </w:p>
     <w:p>
       <w:pPr>
